--- a/chuyenDe/RW/docx/raw47/Reading/Level2/W7.docx
+++ b/chuyenDe/RW/docx/raw47/Reading/Level2/W7.docx
@@ -3271,9 +3271,9 @@
           <v:path o:extrusionok="f" gradientshapeok="t" o:connecttype="rect"/>
           <o:lock v:ext="edit" aspectratio="t"/>
         </v:shapetype>
-        <v:shape id="WatermarkLogo" o:spid="_x0000_s2049" type="#_x0000_t75" style="position:absolute;margin-left:0;margin-top:0;width:450pt;height:450pt;z-index:-251654144;                       mso-position-horizontal:center;mso-position-horizontal-relative:page;                       mso-position-vertical:center;mso-position-vertical-relative:page" o:allowincell="f" stroked="f">
-          <v:fill opacity="0.08"/>
-          <v:imagedata r:id="rId1" o:title="logoTF"/>
+        <v:shape id="WatermarkLogo" o:spid="_x0000_s2049" type="#_x0000_t75" style="position:absolute;margin-left:0;margin-top:0;width:450pt;height:450pt;z-index:-251654144;                       mso-position-horizontal:center;mso-position-horizontal-relative:page;                       mso-position-vertical:center;mso-position-vertical-relative:page;                       opacity:.03" o:allowincell="f" stroked="f">
+          <v:fill opacity=".03" o:opacity2=".03"/>
+          <v:imagedata r:id="rId1" o:title="logoTF" gain="19661f" blacklevel="22938f"/>
         </v:shape>
       </w:pict>
     </w:r>
@@ -3386,9 +3386,9 @@
           <v:path o:extrusionok="f" gradientshapeok="t" o:connecttype="rect"/>
           <o:lock v:ext="edit" aspectratio="t"/>
         </v:shapetype>
-        <v:shape id="WatermarkLogo" o:spid="_x0000_s2049" type="#_x0000_t75" style="position:absolute;margin-left:0;margin-top:0;width:450pt;height:450pt;z-index:-251654144;                       mso-position-horizontal:center;mso-position-horizontal-relative:page;                       mso-position-vertical:center;mso-position-vertical-relative:page" o:allowincell="f" stroked="f">
-          <v:fill opacity="0.08"/>
-          <v:imagedata r:id="rId1" o:title="logoTF"/>
+        <v:shape id="WatermarkLogo" o:spid="_x0000_s2049" type="#_x0000_t75" style="position:absolute;margin-left:0;margin-top:0;width:450pt;height:450pt;z-index:-251654144;                       mso-position-horizontal:center;mso-position-horizontal-relative:page;                       mso-position-vertical:center;mso-position-vertical-relative:page;                       opacity:.03" o:allowincell="f" stroked="f">
+          <v:fill opacity=".03" o:opacity2=".03"/>
+          <v:imagedata r:id="rId1" o:title="logoTF" gain="19661f" blacklevel="22938f"/>
         </v:shape>
       </w:pict>
     </w:r>

--- a/chuyenDe/RW/docx/raw47/Reading/Level2/W7.docx
+++ b/chuyenDe/RW/docx/raw47/Reading/Level2/W7.docx
@@ -3423,7 +3423,7 @@
           </w:pPr>
           <w:r>
             <w:rPr>
-              <w:rFonts w:ascii="UTM Impact" w:hAnsi="UTM Impact" w:cs="UTM Impact"/>
+              <w:rFonts w:ascii="Impact" w:hAnsi="Impact" w:cs="Impact"/>
               <w:color w:val="FFFFFF"/>
               <w:sz w:val="144"/>
               <w:b/>
@@ -4251,7 +4251,7 @@
   <w:docDefaults>
     <w:rPrDefault>
       <w:rPr>
-        <w:rFonts w:ascii="Latin Modern Roman" w:cs="Latin Modern Roman" w:hAnsi="Latin Modern Roman"/>
+        <w:rFonts w:ascii="Georgia" w:cs="Georgia" w:hAnsi="Georgia"/>
         <w:sz w:val="24"/>
       </w:rPr>
     </w:rPrDefault>
@@ -4264,6 +4264,10 @@
   <w:style w:default="1" w:styleId="Normal" w:type="paragraph">
     <w:name w:val="Normal"/>
     <w:qFormat/>
+    <w:rPr>
+      <w:rFonts w:ascii="Georgia" w:cs="Georgia" w:hAnsi="Georgia"/>
+      <w:sz w:val="24"/>
+    </w:rPr>
   </w:style>
   <w:style w:styleId="Heading1" w:type="paragraph">
     <w:name w:val="heading 1"/>
@@ -4713,7 +4717,7 @@
         <a:latin typeface="Latin Modern Sans"/>
       </a:majorFont>
       <a:minorFont>
-        <a:latin typeface="Latin Modern Roman"/>
+        <a:latin typeface="Georgia"/>
       </a:minorFont>
     </a:fontScheme>
     <a:fmtScheme name="Office"/>

--- a/chuyenDe/RW/docx/raw47/Reading/Level2/W7.docx
+++ b/chuyenDe/RW/docx/raw47/Reading/Level2/W7.docx
@@ -3152,6 +3152,7 @@
     <w:sectPr>
       <w:headerReference r:id="rId1" w:type="default"/>
       <w:headerReference r:id="rId2" w:type="first"/>
+      <w:footerReference r:id="rId3" w:type="first"/>
       <w:footerReference r:id="rId3" w:type="default"/>
       <w:titlePg/>
       <w:pgSz w:h="15840" w:w="12240"/>
@@ -3169,7 +3170,9 @@
 <w:ftr xmlns:w="http://schemas.openxmlformats.org/wordprocessingml/2006/main">
   <w:tbl>
     <w:tblPr>
-      <w:tblW w:w="5000" w:type="pct"/>
+      <w:tblW w:w="12240" w:type="dxa"/>
+      <w:tblInd w:w="-1134" w:type="dxa"/>
+      <w:tblLayout w:type="fixed"/>
       <w:tblBorders>
         <w:top w:val="nil"/>
         <w:left w:val="nil"/>
@@ -3180,7 +3183,7 @@
       </w:tblBorders>
     </w:tblPr>
     <w:tblGrid>
-      <w:gridCol w:w="5000"/>
+      <w:gridCol w:w="12240"/>
     </w:tblGrid>
     <w:tr>
       <w:trPr>
@@ -3199,17 +3202,51 @@
             <w:jc w:val="center"/>
             <w:spacing w:before="0" w:after="0"/>
           </w:pPr>
-          <w:fldSimple w:instr=" PAGE ">
-            <w:r>
-              <w:rPr>
-                <w:rFonts w:ascii="Latin Modern Sans" w:hAnsi="Latin Modern Sans" w:cs="Latin Modern Sans"/>
-                <w:color w:val="E52B20"/>
-                <w:b/>
-                <w:sz w:val="28"/>
-              </w:rPr>
-              <w:t>1</w:t>
-            </w:r>
-          </w:fldSimple>
+          <w:r>
+            <w:rPr>
+              <w:rFonts w:ascii="Latin Modern Sans" w:hAnsi="Latin Modern Sans" w:cs="Latin Modern Sans"/>
+              <w:color w:val="E52B20"/>
+              <w:b/>
+              <w:sz w:val="28"/>
+            </w:rPr>
+            <w:fldChar w:fldCharType="begin"/>
+          </w:r>
+          <w:r>
+            <w:rPr>
+              <w:rFonts w:ascii="Latin Modern Sans" w:hAnsi="Latin Modern Sans" w:cs="Latin Modern Sans"/>
+              <w:color w:val="E52B20"/>
+              <w:b/>
+              <w:sz w:val="28"/>
+            </w:rPr>
+            <w:instrText xml:space="preserve"> PAGE </w:instrText>
+          </w:r>
+          <w:r>
+            <w:rPr>
+              <w:rFonts w:ascii="Latin Modern Sans" w:hAnsi="Latin Modern Sans" w:cs="Latin Modern Sans"/>
+              <w:color w:val="E52B20"/>
+              <w:b/>
+              <w:sz w:val="28"/>
+            </w:rPr>
+            <w:fldChar w:fldCharType="separate"/>
+          </w:r>
+          <w:r>
+            <w:rPr>
+              <w:rFonts w:ascii="Latin Modern Sans" w:hAnsi="Latin Modern Sans" w:cs="Latin Modern Sans"/>
+              <w:color w:val="E52B20"/>
+              <w:b/>
+              <w:sz w:val="28"/>
+            </w:rPr>
+            <w:t>1</w:t>
+          </w:r>
+          <w:r>
+            <w:rPr>
+              <w:rFonts w:ascii="Latin Modern Sans" w:hAnsi="Latin Modern Sans" w:cs="Latin Modern Sans"/>
+              <w:color w:val="E52B20"/>
+              <w:b/>
+              <w:sz w:val="28"/>
+            </w:rPr>
+            <w:fldChar w:fldCharType="end"/>
+          </w:r>
         </w:p>
       </w:tc>
     </w:tr>
@@ -3249,38 +3286,11 @@
 
 <file path=word/header1.xml><?xml version="1.0" encoding="utf-8"?>
 <w:hdr xmlns:w="http://schemas.openxmlformats.org/wordprocessingml/2006/main" xmlns:r="http://schemas.openxmlformats.org/officeDocument/2006/relationships" xmlns:v="urn:schemas-microsoft-com:vml" xmlns:o="urn:schemas-microsoft-com:office:office">
-  <w:p>
-    <w:r>
-      <w:pict>
-        <v:shapetype id="_x0000_t75" coordsize="21600,21600" o:spt="75" o:preferrelative="t" path="m@4@5l@4@11@9@11@9@5xe" filled="t" stroked="f">
-          <v:stroke joinstyle="miter"/>
-          <v:formulas>
-            <v:f eqn="if lineDrawn pixelLineWidth 0"/>
-            <v:f eqn="sum @0 1 0"/>
-            <v:f eqn="sum 0 0 @1"/>
-            <v:f eqn="prod @2 1 2"/>
-            <v:f eqn="prod @3 21600 pixelWidth"/>
-            <v:f eqn="prod @3 21600 pixelHeight"/>
-            <v:f eqn="sum @0 0 1"/>
-            <v:f eqn="prod @6 1 2"/>
-            <v:f eqn="prod @7 21600 pixelWidth"/>
-            <v:f eqn="sum @8 21600 0"/>
-            <v:f eqn="prod @7 21600 pixelHeight"/>
-            <v:f eqn="sum @10 21600 0"/>
-          </v:formulas>
-          <v:path o:extrusionok="f" gradientshapeok="t" o:connecttype="rect"/>
-          <o:lock v:ext="edit" aspectratio="t"/>
-        </v:shapetype>
-        <v:shape id="WatermarkLogo" o:spid="_x0000_s2049" type="#_x0000_t75" style="position:absolute;margin-left:0;margin-top:0;width:450pt;height:450pt;z-index:-251654144;                       mso-position-horizontal:center;mso-position-horizontal-relative:page;                       mso-position-vertical:center;mso-position-vertical-relative:page;                       opacity:.03" o:allowincell="f" stroked="f">
-          <v:fill opacity=".03" o:opacity2=".03"/>
-          <v:imagedata r:id="rId1" o:title="logoTF" gain="19661f" blacklevel="22938f"/>
-        </v:shape>
-      </w:pict>
-    </w:r>
-  </w:p>
   <w:tbl>
     <w:tblPr>
-      <w:tblW w:w="5000" w:type="pct"/>
+      <w:tblW w:w="12240" w:type="dxa"/>
+      <w:tblInd w:w="-1134" w:type="dxa"/>
+      <w:tblLayout w:type="fixed"/>
       <w:tblBorders>
         <w:top w:val="nil"/>
         <w:left w:val="nil"/>
@@ -3291,7 +3301,7 @@
       </w:tblBorders>
     </w:tblPr>
     <w:tblGrid>
-      <w:gridCol w:w="5000"/>
+      <w:gridCol w:w="12240"/>
     </w:tblGrid>
     <w:tr>
       <w:trPr>
@@ -3359,11 +3369,6 @@
       </w:tc>
     </w:tr>
   </w:tbl>
-</w:hdr>
-</file>
-
-<file path=word/header2.xml><?xml version="1.0" encoding="utf-8"?>
-<w:hdr xmlns:w="http://schemas.openxmlformats.org/wordprocessingml/2006/main" xmlns:r="http://schemas.openxmlformats.org/officeDocument/2006/relationships" xmlns:v="urn:schemas-microsoft-com:vml" xmlns:o="urn:schemas-microsoft-com:office:office">
   <w:p>
     <w:r>
       <w:pict>
@@ -3393,9 +3398,16 @@
       </w:pict>
     </w:r>
   </w:p>
+</w:hdr>
+</file>
+
+<file path=word/header2.xml><?xml version="1.0" encoding="utf-8"?>
+<w:hdr xmlns:w="http://schemas.openxmlformats.org/wordprocessingml/2006/main" xmlns:r="http://schemas.openxmlformats.org/officeDocument/2006/relationships" xmlns:v="urn:schemas-microsoft-com:vml" xmlns:o="urn:schemas-microsoft-com:office:office">
   <w:tbl>
     <w:tblPr>
-      <w:tblW w:w="5000" w:type="pct"/>
+      <w:tblW w:w="12240" w:type="dxa"/>
+      <w:tblInd w:w="-1134" w:type="dxa"/>
+      <w:tblLayout w:type="fixed"/>
       <w:tblBorders>
         <w:top w:val="nil"/>
         <w:left w:val="nil"/>
@@ -3406,7 +3418,7 @@
       </w:tblBorders>
     </w:tblPr>
     <w:tblGrid>
-      <w:gridCol w:w="5000"/>
+      <w:gridCol w:w="12240"/>
     </w:tblGrid>
     <w:tr>
       <w:trPr>
@@ -3454,7 +3466,8 @@
         </w:tcPr>
         <w:tbl>
           <w:tblPr>
-            <w:tblW w:w="5000" w:type="pct"/>
+            <w:tblW w:w="12240" w:type="dxa"/>
+            <w:tblLayout w:type="fixed"/>
             <w:tblBorders>
               <w:top w:val="nil"/>
               <w:left w:val="nil"/>
@@ -3465,13 +3478,17 @@
             </w:tblBorders>
           </w:tblPr>
           <w:tblGrid>
-            <w:gridCol w:w="2500"/>
-            <w:gridCol w:w="2500"/>
+            <w:gridCol w:w="6120"/>
+            <w:gridCol w:w="6120"/>
           </w:tblGrid>
           <w:tr>
             <w:tc>
               <w:tcPr>
                 <w:shd w:val="clear" w:color="auto" w:fill="E52B20"/>
+                <w:tcMar>
+                  <w:left w:w="1134" w:type="dxa"/>
+                  <w:right w:w="240" w:type="dxa"/>
+                </w:tcMar>
               </w:tcPr>
               <w:p>
                 <w:pPr>
@@ -3491,6 +3508,10 @@
             <w:tc>
               <w:tcPr>
                 <w:shd w:val="clear" w:color="auto" w:fill="E52B20"/>
+                <w:tcMar>
+                  <w:left w:w="240" w:type="dxa"/>
+                  <w:right w:w="1134" w:type="dxa"/>
+                </w:tcMar>
               </w:tcPr>
               <w:p>
                 <w:pPr>
@@ -3512,6 +3533,35 @@
       </w:tc>
     </w:tr>
   </w:tbl>
+  <w:p>
+    <w:r>
+      <w:pict>
+        <v:shapetype id="_x0000_t75" coordsize="21600,21600" o:spt="75" o:preferrelative="t" path="m@4@5l@4@11@9@11@9@5xe" filled="t" stroked="f">
+          <v:stroke joinstyle="miter"/>
+          <v:formulas>
+            <v:f eqn="if lineDrawn pixelLineWidth 0"/>
+            <v:f eqn="sum @0 1 0"/>
+            <v:f eqn="sum 0 0 @1"/>
+            <v:f eqn="prod @2 1 2"/>
+            <v:f eqn="prod @3 21600 pixelWidth"/>
+            <v:f eqn="prod @3 21600 pixelHeight"/>
+            <v:f eqn="sum @0 0 1"/>
+            <v:f eqn="prod @6 1 2"/>
+            <v:f eqn="prod @7 21600 pixelWidth"/>
+            <v:f eqn="sum @8 21600 0"/>
+            <v:f eqn="prod @7 21600 pixelHeight"/>
+            <v:f eqn="sum @10 21600 0"/>
+          </v:formulas>
+          <v:path o:extrusionok="f" gradientshapeok="t" o:connecttype="rect"/>
+          <o:lock v:ext="edit" aspectratio="t"/>
+        </v:shapetype>
+        <v:shape id="WatermarkLogo" o:spid="_x0000_s2049" type="#_x0000_t75" style="position:absolute;margin-left:0;margin-top:0;width:450pt;height:450pt;z-index:-251654144;                       mso-position-horizontal:center;mso-position-horizontal-relative:page;                       mso-position-vertical:center;mso-position-vertical-relative:page;                       opacity:.03" o:allowincell="f" stroked="f">
+          <v:fill opacity=".03" o:opacity2=".03"/>
+          <v:imagedata r:id="rId1" o:title="logoTF" gain="19661f" blacklevel="22938f"/>
+        </v:shape>
+      </w:pict>
+    </w:r>
+  </w:p>
 </w:hdr>
 </file>
 

--- a/chuyenDe/RW/docx/raw47/Reading/Level2/W7.docx
+++ b/chuyenDe/RW/docx/raw47/Reading/Level2/W7.docx
@@ -4484,6 +4484,37 @@
       <w:sz w:val="24"/>
     </w:rPr>
   </w:style>
+  <w:style w:styleId="CDVocabTable" w:type="table">
+    <w:name w:val="CDVocabTable"/>
+    <w:basedOn w:val="TableNormal"/>
+    <w:tblPr>
+      <w:tblW w:type="pct" w:w="5000"/>
+      <w:tblBorders>
+        <w:top w:color="BFBFBF" w:space="0" w:sz="10" w:val="single"/>
+        <w:left w:color="BFBFBF" w:space="0" w:sz="10" w:val="single"/>
+        <w:bottom w:color="BFBFBF" w:space="0" w:sz="10" w:val="single"/>
+        <w:right w:color="BFBFBF" w:space="0" w:sz="10" w:val="single"/>
+        <w:insideH w:color="D0D0D0" w:space="0" w:sz="8" w:val="single"/>
+        <w:insideV w:color="D0D0D0" w:space="0" w:sz="8" w:val="single"/>
+      </w:tblBorders>
+      <w:tblCellMar>
+        <w:top w:type="dxa" w:w="80"/>
+        <w:left w:type="dxa" w:w="120"/>
+        <w:bottom w:type="dxa" w:w="80"/>
+        <w:right w:type="dxa" w:w="120"/>
+      </w:tblCellMar>
+    </w:tblPr>
+    <w:tblStylePr w:type="firstRow">
+      <w:tcPr>
+        <w:shd w:color="auto" w:fill="1F4E79" w:val="clear"/>
+      </w:tcPr>
+      <w:rPr>
+        <w:rFonts w:ascii="Latin Modern Sans" w:cs="Latin Modern Sans" w:hAnsi="Latin Modern Sans"/>
+        <w:b/>
+        <w:color w:val="FFFFFF"/>
+      </w:rPr>
+    </w:tblStylePr>
+  </w:style>
   <w:style w:type="paragraph" w:customStyle="1" w:styleId="SourceCode">
     <w:name w:val="Source Code"/>
     <w:basedOn w:val="Normal"/>

--- a/chuyenDe/RW/docx/raw47/Reading/Level2/W7.docx
+++ b/chuyenDe/RW/docx/raw47/Reading/Level2/W7.docx
@@ -224,58 +224,116 @@
     </ns0:p>
     <ns0:p>
       <ns0:pPr>
-        <ns0:pStyle ns0:val="CDSection"/>
-      </ns0:pPr>
-      <ns0:r>
-        <ns0:t xml:space="preserve">14 An experiment involving dividing several groups one of which received positive icon</ns0:t>
-      </ns0:r>
-    </ns0:p>
-    <ns0:p>
-      <ns0:pPr>
-        <ns0:pStyle ns0:val="CDSection"/>
-      </ns0:pPr>
-      <ns0:r>
-        <ns0:t xml:space="preserve">15 Review of a poorly researched psychology area</ns0:t>
-      </ns0:r>
-    </ns0:p>
-    <ns0:p>
-      <ns0:pPr>
-        <ns0:pStyle ns0:val="CDSection"/>
-      </ns0:pPr>
-      <ns0:r>
-        <ns0:t xml:space="preserve">16 Contrast being made about the brains’ action as response to positive or negative stimulus</ns0:t>
-      </ns0:r>
-    </ns0:p>
-    <ns0:p>
-      <ns0:pPr>
-        <ns0:pStyle ns0:val="CDSection"/>
-      </ns0:pPr>
-      <ns0:r>
-        <ns0:t xml:space="preserve">17 The skeptical attitude toward the research seemed to be a waste of fund</ns0:t>
-      </ns0:r>
-    </ns0:p>
-    <ns0:p>
-      <ns0:pPr>
-        <ns0:pStyle ns0:val="CDSection"/>
-      </ns0:pPr>
-      <ns0:r>
-        <ns0:t xml:space="preserve">18 a substance that produces much wanting instead of much liking</ns0:t>
-      </ns0:r>
-    </ns0:p>
-    <ns0:p>
-      <ns0:pPr>
-        <ns0:pStyle ns0:val="CDSection"/>
-      </ns0:pPr>
-      <ns0:r>
-        <ns0:t xml:space="preserve">19 a conclusion that lasting happiness is hardly obtained because of the nature of brains</ns0:t>
-      </ns0:r>
-    </ns0:p>
-    <ns0:p>
-      <ns0:pPr>
-        <ns0:pStyle ns0:val="CDSection"/>
-      </ns0:pPr>
-      <ns0:r>
-        <ns0:t xml:space="preserve">20 One description that listed the human emotional categories.</ns0:t>
+        <ns0:pStyle ns0:val="CDQuestion"/>
+      </ns0:pPr>
+      <ns0:r>
+        <ns0:rPr>
+          <ns0:b/>
+          <ns0:bCs/>
+        </ns0:rPr>
+        <ns0:t xml:space="preserve">14.</ns0:t>
+      </ns0:r>
+      <ns0:r>
+        <ns0:t xml:space="preserve"> </ns0:t>
+      </ns0:r>
+      <ns0:r>
+        <ns0:t xml:space="preserve">An experiment involving dividing several groups one of which received positive icon</ns0:t>
+      </ns0:r>
+      <ns0:r>
+        <ns0:br/>
+      </ns0:r>
+      <ns0:r>
+        <ns0:rPr>
+          <ns0:b/>
+          <ns0:bCs/>
+        </ns0:rPr>
+        <ns0:t xml:space="preserve">15.</ns0:t>
+      </ns0:r>
+      <ns0:r>
+        <ns0:t xml:space="preserve"> </ns0:t>
+      </ns0:r>
+      <ns0:r>
+        <ns0:t xml:space="preserve">Review of a poorly researched psychology area</ns0:t>
+      </ns0:r>
+      <ns0:r>
+        <ns0:br/>
+      </ns0:r>
+      <ns0:r>
+        <ns0:rPr>
+          <ns0:b/>
+          <ns0:bCs/>
+        </ns0:rPr>
+        <ns0:t xml:space="preserve">16.</ns0:t>
+      </ns0:r>
+      <ns0:r>
+        <ns0:t xml:space="preserve"> </ns0:t>
+      </ns0:r>
+      <ns0:r>
+        <ns0:t xml:space="preserve">Contrast being made about the brains’ action as response to positive or negative stimulus</ns0:t>
+      </ns0:r>
+      <ns0:r>
+        <ns0:br/>
+      </ns0:r>
+      <ns0:r>
+        <ns0:rPr>
+          <ns0:b/>
+          <ns0:bCs/>
+        </ns0:rPr>
+        <ns0:t xml:space="preserve">17.</ns0:t>
+      </ns0:r>
+      <ns0:r>
+        <ns0:t xml:space="preserve"> </ns0:t>
+      </ns0:r>
+      <ns0:r>
+        <ns0:t xml:space="preserve">The skeptical attitude toward the research seemed to be a waste of fund</ns0:t>
+      </ns0:r>
+      <ns0:r>
+        <ns0:br/>
+      </ns0:r>
+      <ns0:r>
+        <ns0:rPr>
+          <ns0:b/>
+          <ns0:bCs/>
+        </ns0:rPr>
+        <ns0:t xml:space="preserve">18.</ns0:t>
+      </ns0:r>
+      <ns0:r>
+        <ns0:t xml:space="preserve"> </ns0:t>
+      </ns0:r>
+      <ns0:r>
+        <ns0:t xml:space="preserve">a substance that produces much wanting instead of much liking</ns0:t>
+      </ns0:r>
+      <ns0:r>
+        <ns0:br/>
+      </ns0:r>
+      <ns0:r>
+        <ns0:rPr>
+          <ns0:b/>
+          <ns0:bCs/>
+        </ns0:rPr>
+        <ns0:t xml:space="preserve">19.</ns0:t>
+      </ns0:r>
+      <ns0:r>
+        <ns0:t xml:space="preserve"> </ns0:t>
+      </ns0:r>
+      <ns0:r>
+        <ns0:t xml:space="preserve">a conclusion that lasting happiness is hardly obtained because of the nature of brains</ns0:t>
+      </ns0:r>
+      <ns0:r>
+        <ns0:br/>
+      </ns0:r>
+      <ns0:r>
+        <ns0:rPr>
+          <ns0:b/>
+          <ns0:bCs/>
+        </ns0:rPr>
+        <ns0:t xml:space="preserve">20.</ns0:t>
+      </ns0:r>
+      <ns0:r>
+        <ns0:t xml:space="preserve"> </ns0:t>
+      </ns0:r>
+      <ns0:r>
+        <ns0:t xml:space="preserve">One description that listed the human emotional categories.</ns0:t>
       </ns0:r>
     </ns0:p>
     <ns0:bookmarkEnd ns0:id="21"/>
@@ -312,12 +370,88 @@
         <ns0:t xml:space="preserve">Write your answers in boxes 21-25 on your answer sheet.</ns0:t>
       </ns0:r>
     </ns0:p>
+    <ns0:tbl>
+      <ns0:tblPr>
+        <ns0:tblStyle ns0:val="CDOptionTable"/>
+        <ns0:tblW ns0:type="pct" ns0:w="5000"/>
+        <ns0:tblLayout ns0:type="fixed"/>
+        <ns0:tblLook ns0:firstRow="1" ns0:lastRow="0" ns0:firstColumn="0" ns0:lastColumn="0" ns0:noHBand="0" ns0:noVBand="0" ns0:val="0020"/>
+        <ns0:jc ns0:val="center"/>
+      </ns0:tblPr>
+      <ns0:tblGrid>
+        <ns0:gridCol ns0:w="3960"/>
+        <ns0:gridCol ns0:w="3960"/>
+      </ns0:tblGrid>
+      <ns0:tr>
+        <ns0:trPr>
+          <ns0:tblHeader ns0:val="on"/>
+        </ns0:trPr>
+        <ns0:tc>
+          <ns0:tcPr/>
+          <ns0:p>
+            <ns0:pPr>
+              <ns0:pStyle ns0:val="Compact"/>
+            </ns0:pPr>
+            <ns0:r>
+              <ns0:rPr>
+                <ns0:b/>
+                <ns0:bCs/>
+              </ns0:rPr>
+              <ns0:t xml:space="preserve">Option</ns0:t>
+            </ns0:r>
+          </ns0:p>
+        </ns0:tc>
+        <ns0:tc>
+          <ns0:tcPr/>
+          <ns0:p>
+            <ns0:pPr>
+              <ns0:pStyle ns0:val="Compact"/>
+            </ns0:pPr>
+            <ns0:r>
+              <ns0:rPr>
+                <ns0:b/>
+                <ns0:bCs/>
+              </ns0:rPr>
+              <ns0:t xml:space="preserve">Person/Choice</ns0:t>
+            </ns0:r>
+          </ns0:p>
+        </ns0:tc>
+      </ns0:tr>
+      <ns0:tr>
+        <ns0:tc>
+          <ns0:tcPr/>
+          <ns0:p>
+            <ns0:pPr>
+              <ns0:pStyle ns0:val="Compact"/>
+            </ns0:pPr>
+            <ns0:r>
+              <ns0:rPr>
+                <ns0:b/>
+                <ns0:bCs/>
+              </ns0:rPr>
+              <ns0:t xml:space="preserve">A</ns0:t>
+            </ns0:r>
+          </ns0:p>
+        </ns0:tc>
+        <ns0:tc>
+          <ns0:tcPr/>
+          <ns0:p>
+            <ns0:pPr>
+              <ns0:pStyle ns0:val="Compact"/>
+            </ns0:pPr>
+            <ns0:r>
+              <ns0:t xml:space="preserve">few pioneers in experimental psychology study what happens when lives go well. Professor Alice divided doctors, making a tricky experiment, into three groups: besides the one control group, the other two either are asked to read humanistic statements about drugs or received 21……………………… The latter displayed the most creative thinking and worked more efficiently. Since critics are questioning the significance of the 22……………………… for both levels of happiness and classification for the virtues. Professor Seligman countered in an evolutional theory: survival in a time of adversity forged our brains into the way of thinking for what’s wrong because we have a 23………………………….</ns0:t>
+            </ns0:r>
+          </ns0:p>
+        </ns0:tc>
+      </ns0:tr>
+    </ns0:tbl>
     <ns0:p>
       <ns0:pPr>
         <ns0:pStyle ns0:val="CDSection"/>
       </ns0:pPr>
       <ns0:r>
-        <ns0:t xml:space="preserve">A few pioneers in experimental psychology study what happens when lives go well. Professor Alice divided doctors, making a tricky experiment, into three groups: besides the one control group, the other two either are asked to read humanistic statements about drugs or received 21……………………… The latter displayed the most creative thinking and worked more efficiently. Since critics are questioning the significance of the 22……………………… for both levels of happiness and classification for the virtues. Professor Seligman countered in an evolutional theory: survival in a time of adversity forged our brains into the way of thinking for what’s wrong because we have a 23………………………….</ns0:t>
+        <ns0:t xml:space="preserve">There is bountiful of evidence to show that negative thinking is deeply built in the human psyche. Later, at Iowa University, neuroscientists studied the active parts in brains to contrast when people are shown pleasant and unpleasant pictures. When positive images like 24………………………… are shown, part of the frontal lobe of the brain becomes active. But when they are shown unpleasant image, the response comes from 25………………………… of the brain.</ns0:t>
       </ns0:r>
     </ns0:p>
     <ns0:p>
@@ -325,7 +459,23 @@
         <ns0:pStyle ns0:val="CDSection"/>
       </ns0:pPr>
       <ns0:r>
-        <ns0:t xml:space="preserve">There is bountiful of evidence to show that negative thinking is deeply built in the human psyche. Later, at Iowa University, neuroscientists studied the active parts in brains to contrast when people are shown pleasant and unpleasant pictures. When positive images like 24………………………… are shown, part of the frontal lobe of the brain becomes active. But when they are shown unpleasant image, the response comes from 25………………………… of the brain.</ns0:t>
+        <ns0:t xml:space="preserve">Question 26</ns0:t>
+      </ns0:r>
+    </ns0:p>
+    <ns0:p>
+      <ns0:pPr>
+        <ns0:pStyle ns0:val="CDNote"/>
+      </ns0:pPr>
+      <ns0:r>
+        <ns0:t xml:space="preserve">Choose the correct letter, A, B, C or D.</ns0:t>
+      </ns0:r>
+    </ns0:p>
+    <ns0:p>
+      <ns0:pPr>
+        <ns0:pStyle ns0:val="CDNote"/>
+      </ns0:pPr>
+      <ns0:r>
+        <ns0:t xml:space="preserve">Write your answers in boxes 26 on your answer sheet.</ns0:t>
       </ns0:r>
     </ns0:p>
     <ns0:p>
@@ -333,65 +483,169 @@
         <ns0:pStyle ns0:val="CDSection"/>
       </ns0:pPr>
       <ns0:r>
-        <ns0:t xml:space="preserve">Question 26</ns0:t>
-      </ns0:r>
-    </ns0:p>
-    <ns0:p>
-      <ns0:pPr>
-        <ns0:pStyle ns0:val="CDNote"/>
-      </ns0:pPr>
-      <ns0:r>
-        <ns0:t xml:space="preserve">Choose the correct letter, A, B, C or D.</ns0:t>
-      </ns0:r>
-    </ns0:p>
-    <ns0:p>
-      <ns0:pPr>
-        <ns0:pStyle ns0:val="CDNote"/>
-      </ns0:pPr>
-      <ns0:r>
-        <ns0:t xml:space="preserve">Write your answers in boxes 26 on your answer sheet.</ns0:t>
-      </ns0:r>
-    </ns0:p>
-    <ns0:p>
-      <ns0:pPr>
-        <ns0:pStyle ns0:val="CDSection"/>
-      </ns0:pPr>
-      <ns0:r>
         <ns0:t xml:space="preserve">According to Daniel Nettle in the last two paragraphs, what is true as the scientists can tell us about happiness</ns0:t>
       </ns0:r>
     </ns0:p>
-    <ns0:p>
-      <ns0:pPr>
-        <ns0:pStyle ns0:val="CDSection"/>
-      </ns0:pPr>
-      <ns0:r>
-        <ns0:t xml:space="preserve">A Brain systems always mix liking and wanting together.</ns0:t>
-      </ns0:r>
-    </ns0:p>
-    <ns0:p>
-      <ns0:pPr>
-        <ns0:pStyle ns0:val="CDSection"/>
-      </ns0:pPr>
-      <ns0:r>
-        <ns0:t xml:space="preserve">B Negative emotions can be easily rid of if we think positively.</ns0:t>
-      </ns0:r>
-    </ns0:p>
-    <ns0:p>
-      <ns0:pPr>
-        <ns0:pStyle ns0:val="CDSection"/>
-      </ns0:pPr>
-      <ns0:r>
-        <ns0:t xml:space="preserve">C Happiness is like nicotine we are craving for but get little pleasure.</ns0:t>
-      </ns0:r>
-    </ns0:p>
-    <ns0:p>
-      <ns0:pPr>
-        <ns0:pStyle ns0:val="CDSection"/>
-      </ns0:pPr>
-      <ns0:r>
-        <ns0:t xml:space="preserve">D The inner mechanism of human brains does not assist us to achieve durable happiness</ns0:t>
-      </ns0:r>
-    </ns0:p>
+    <ns0:tbl>
+      <ns0:tblPr>
+        <ns0:tblStyle ns0:val="CDOptionTable"/>
+        <ns0:tblW ns0:type="pct" ns0:w="5000"/>
+        <ns0:tblLayout ns0:type="fixed"/>
+        <ns0:tblLook ns0:firstRow="1" ns0:lastRow="0" ns0:firstColumn="0" ns0:lastColumn="0" ns0:noHBand="0" ns0:noVBand="0" ns0:val="0020"/>
+        <ns0:jc ns0:val="center"/>
+      </ns0:tblPr>
+      <ns0:tblGrid>
+        <ns0:gridCol ns0:w="3960"/>
+        <ns0:gridCol ns0:w="3960"/>
+      </ns0:tblGrid>
+      <ns0:tr>
+        <ns0:trPr>
+          <ns0:tblHeader ns0:val="on"/>
+        </ns0:trPr>
+        <ns0:tc>
+          <ns0:tcPr/>
+          <ns0:p>
+            <ns0:pPr>
+              <ns0:pStyle ns0:val="Compact"/>
+            </ns0:pPr>
+            <ns0:r>
+              <ns0:rPr>
+                <ns0:b/>
+                <ns0:bCs/>
+              </ns0:rPr>
+              <ns0:t xml:space="preserve">Option</ns0:t>
+            </ns0:r>
+          </ns0:p>
+        </ns0:tc>
+        <ns0:tc>
+          <ns0:tcPr/>
+          <ns0:p>
+            <ns0:pPr>
+              <ns0:pStyle ns0:val="Compact"/>
+            </ns0:pPr>
+            <ns0:r>
+              <ns0:rPr>
+                <ns0:b/>
+                <ns0:bCs/>
+              </ns0:rPr>
+              <ns0:t xml:space="preserve">Person/Choice</ns0:t>
+            </ns0:r>
+          </ns0:p>
+        </ns0:tc>
+      </ns0:tr>
+      <ns0:tr>
+        <ns0:tc>
+          <ns0:tcPr/>
+          <ns0:p>
+            <ns0:pPr>
+              <ns0:pStyle ns0:val="Compact"/>
+            </ns0:pPr>
+            <ns0:r>
+              <ns0:rPr>
+                <ns0:b/>
+                <ns0:bCs/>
+              </ns0:rPr>
+              <ns0:t xml:space="preserve">A</ns0:t>
+            </ns0:r>
+          </ns0:p>
+        </ns0:tc>
+        <ns0:tc>
+          <ns0:tcPr/>
+          <ns0:p>
+            <ns0:pPr>
+              <ns0:pStyle ns0:val="Compact"/>
+            </ns0:pPr>
+            <ns0:r>
+              <ns0:t xml:space="preserve">Brain systems always mix liking and wanting together.</ns0:t>
+            </ns0:r>
+          </ns0:p>
+        </ns0:tc>
+      </ns0:tr>
+      <ns0:tr>
+        <ns0:tc>
+          <ns0:tcPr/>
+          <ns0:p>
+            <ns0:pPr>
+              <ns0:pStyle ns0:val="Compact"/>
+            </ns0:pPr>
+            <ns0:r>
+              <ns0:rPr>
+                <ns0:b/>
+                <ns0:bCs/>
+              </ns0:rPr>
+              <ns0:t xml:space="preserve">B</ns0:t>
+            </ns0:r>
+          </ns0:p>
+        </ns0:tc>
+        <ns0:tc>
+          <ns0:tcPr/>
+          <ns0:p>
+            <ns0:pPr>
+              <ns0:pStyle ns0:val="Compact"/>
+            </ns0:pPr>
+            <ns0:r>
+              <ns0:t xml:space="preserve">Negative emotions can be easily rid of if we think positively.</ns0:t>
+            </ns0:r>
+          </ns0:p>
+        </ns0:tc>
+      </ns0:tr>
+      <ns0:tr>
+        <ns0:tc>
+          <ns0:tcPr/>
+          <ns0:p>
+            <ns0:pPr>
+              <ns0:pStyle ns0:val="Compact"/>
+            </ns0:pPr>
+            <ns0:r>
+              <ns0:rPr>
+                <ns0:b/>
+                <ns0:bCs/>
+              </ns0:rPr>
+              <ns0:t xml:space="preserve">C</ns0:t>
+            </ns0:r>
+          </ns0:p>
+        </ns0:tc>
+        <ns0:tc>
+          <ns0:tcPr/>
+          <ns0:p>
+            <ns0:pPr>
+              <ns0:pStyle ns0:val="Compact"/>
+            </ns0:pPr>
+            <ns0:r>
+              <ns0:t xml:space="preserve">Happiness is like nicotine we are craving for but get little pleasure.</ns0:t>
+            </ns0:r>
+          </ns0:p>
+        </ns0:tc>
+      </ns0:tr>
+      <ns0:tr>
+        <ns0:tc>
+          <ns0:tcPr/>
+          <ns0:p>
+            <ns0:pPr>
+              <ns0:pStyle ns0:val="Compact"/>
+            </ns0:pPr>
+            <ns0:r>
+              <ns0:rPr>
+                <ns0:b/>
+                <ns0:bCs/>
+              </ns0:rPr>
+              <ns0:t xml:space="preserve">D</ns0:t>
+            </ns0:r>
+          </ns0:p>
+        </ns0:tc>
+        <ns0:tc>
+          <ns0:tcPr/>
+          <ns0:p>
+            <ns0:pPr>
+              <ns0:pStyle ns0:val="Compact"/>
+            </ns0:pPr>
+            <ns0:r>
+              <ns0:t xml:space="preserve">The inner mechanism of human brains does not assist us to achieve durable happiness</ns0:t>
+            </ns0:r>
+          </ns0:p>
+        </ns0:tc>
+      </ns0:tr>
+    </ns0:tbl>
     <ns0:p>
       <ns0:pPr>
         <ns0:pStyle ns0:val="CDSection"/>
@@ -4307,13 +4561,16 @@
     </w:rPrDefault>
     <w:pPrDefault>
       <w:pPr>
-        <w:spacing w:after="120"/>
+        <w:spacing w:after="60"/>
       </w:pPr>
     </w:pPrDefault>
   </w:docDefaults>
   <w:style w:default="1" w:styleId="Normal" w:type="paragraph">
     <w:name w:val="Normal"/>
     <w:qFormat/>
+    <w:pPr>
+      <w:spacing w:after="60"/>
+    </w:pPr>
     <w:rPr>
       <w:rFonts w:ascii="Georgia" w:cs="Georgia" w:hAnsi="Georgia"/>
       <w:sz w:val="24"/>
@@ -4325,7 +4582,7 @@
     <w:uiPriority w:val="9"/>
     <w:qFormat/>
     <w:pPr>
-      <w:spacing w:after="120" w:before="240"/>
+      <w:spacing w:after="80" w:before="200"/>
     </w:pPr>
     <w:rPr>
       <w:rFonts w:ascii="Latin Modern Sans" w:cs="Latin Modern Sans" w:hAnsi="Latin Modern Sans"/>
@@ -4340,7 +4597,7 @@
     <w:uiPriority w:val="9"/>
     <w:qFormat/>
     <w:pPr>
-      <w:spacing w:after="100" w:before="200"/>
+      <w:spacing w:after="80" w:before="160"/>
     </w:pPr>
     <w:rPr>
       <w:rFonts w:ascii="Latin Modern Sans" w:cs="Latin Modern Sans" w:hAnsi="Latin Modern Sans"/>
@@ -4355,7 +4612,7 @@
     <w:qFormat/>
     <w:pPr>
       <w:jc w:val="center"/>
-      <w:spacing w:after="160" w:before="120"/>
+      <w:spacing w:after="120" w:before="80"/>
     </w:pPr>
     <w:rPr>
       <w:rFonts w:ascii="Latin Modern Sans" w:cs="Latin Modern Sans" w:hAnsi="Latin Modern Sans"/>
@@ -4393,7 +4650,7 @@
     <w:basedOn w:val="Normal"/>
     <w:qFormat/>
     <w:pPr>
-      <w:spacing w:after="160" w:before="120"/>
+      <w:spacing w:after="120" w:before="100"/>
       <w:pBdr>
         <w:top w:color="E52B20" w:space="2" w:sz="8" w:val="single"/>
         <w:left w:color="E52B20" w:space="2" w:sz="8" w:val="single"/>
@@ -4413,7 +4670,7 @@
     <w:basedOn w:val="Normal"/>
     <w:qFormat/>
     <w:pPr>
-      <w:spacing w:after="120" w:before="160"/>
+      <w:spacing w:after="80" w:before="100"/>
       <w:pBdr>
         <w:left w:color="E52B20" w:space="2" w:sz="24" w:val="single"/>
       </w:pBdr>
@@ -4432,7 +4689,7 @@
     <w:basedOn w:val="Normal"/>
     <w:qFormat/>
     <w:pPr>
-      <w:spacing w:after="100" w:before="140"/>
+      <w:spacing w:after="60" w:before="80"/>
       <w:pBdr>
         <w:left w:color="1F4E79" w:space="2" w:sz="24" w:val="single"/>
       </w:pBdr>
@@ -4451,7 +4708,7 @@
     <w:basedOn w:val="Normal"/>
     <w:qFormat/>
     <w:pPr>
-      <w:spacing w:after="80" w:before="120"/>
+      <w:spacing w:after="60" w:before="80"/>
       <w:pBdr>
         <w:left w:color="5AA244" w:space="2" w:sz="24" w:val="single"/>
       </w:pBdr>
@@ -4470,12 +4727,12 @@
     <w:basedOn w:val="Normal"/>
     <w:qFormat/>
     <w:pPr>
-      <w:spacing w:after="120" w:before="120"/>
+      <w:spacing w:after="80" w:before="80" w:line="276" w:lineRule="auto"/>
       <w:pBdr>
-        <w:left w:color="7A1FA2" w:space="2" w:sz="24" w:val="single"/>
+        <w:left w:color="7A1FA2" w:space="6" w:sz="24" w:val="single"/>
       </w:pBdr>
       <w:shd w:color="auto" w:fill="F6F0FA" w:val="clear"/>
-      <w:ind w:left="240"/>
+      <w:ind w:left="360" w:right="240"/>
     </w:pPr>
     <w:rPr>
       <w:rFonts w:ascii="Latin Modern Sans" w:cs="Latin Modern Sans" w:hAnsi="Latin Modern Sans"/>
@@ -4484,11 +4741,23 @@
       <w:sz w:val="24"/>
     </w:rPr>
   </w:style>
+  <w:style w:styleId="CDQuestion" w:type="paragraph">
+    <w:name w:val="CDQuestion"/>
+    <w:basedOn w:val="Normal"/>
+    <w:qFormat/>
+    <w:pPr>
+      <w:spacing w:after="0" w:before="0"/>
+    </w:pPr>
+    <w:rPr>
+      <w:rFonts w:ascii="Georgia" w:cs="Georgia" w:hAnsi="Georgia"/>
+    </w:rPr>
+  </w:style>
   <w:style w:styleId="CDVocabTable" w:type="table">
     <w:name w:val="CDVocabTable"/>
     <w:basedOn w:val="TableNormal"/>
     <w:tblPr>
       <w:tblW w:type="pct" w:w="5000"/>
+      <w:tblInd w:type="dxa" w:w="240"/>
       <w:tblLayout w:type="autofit"/>
       <w:tblBorders>
         <w:top w:color="BFBFBF" w:space="0" w:sz="10" w:val="single"/>
@@ -4513,6 +4782,35 @@
         <w:rFonts w:ascii="Latin Modern Sans" w:cs="Latin Modern Sans" w:hAnsi="Latin Modern Sans"/>
         <w:b/>
         <w:color w:val="FFFFFF"/>
+      </w:rPr>
+    </w:tblStylePr>
+  </w:style>
+  <w:style w:styleId="CDOptionTable" w:type="table">
+    <w:name w:val="CDOptionTable"/>
+    <w:basedOn w:val="TableNormal"/>
+    <w:tblPr>
+      <w:tblW w:type="pct" w:w="3200"/>
+      <w:jc w:val="center"/>
+      <w:tblBorders>
+        <w:top w:color="1F4E79" w:space="0" w:sz="10" w:val="single"/>
+        <w:left w:color="1F4E79" w:space="0" w:sz="10" w:val="single"/>
+        <w:bottom w:color="1F4E79" w:space="0" w:sz="10" w:val="single"/>
+        <w:right w:color="1F4E79" w:space="0" w:sz="10" w:val="single"/>
+        <w:insideH w:color="D0D0D0" w:space="0" w:sz="6" w:val="single"/>
+        <w:insideV w:color="D0D0D0" w:space="0" w:sz="6" w:val="single"/>
+      </w:tblBorders>
+      <w:tblCellMar>
+        <w:top w:type="dxa" w:w="80"/>
+        <w:left w:type="dxa" w:w="120"/>
+        <w:bottom w:type="dxa" w:w="80"/>
+        <w:right w:type="dxa" w:w="120"/>
+      </w:tblCellMar>
+    </w:tblPr>
+    <w:tblStylePr w:type="firstColumn">
+      <w:rPr>
+        <w:rFonts w:ascii="Latin Modern Sans" w:cs="Latin Modern Sans" w:hAnsi="Latin Modern Sans"/>
+        <w:b/>
+        <w:color w:val="1F4E79"/>
       </w:rPr>
     </w:tblStylePr>
   </w:style>

--- a/chuyenDe/RW/docx/raw47/Reading/Level2/W7.docx
+++ b/chuyenDe/RW/docx/raw47/Reading/Level2/W7.docx
@@ -4814,6 +4814,39 @@
       </w:rPr>
     </w:tblStylePr>
   </w:style>
+  <w:style w:styleId="CDAnswerTable" w:type="table">
+    <w:name w:val="CDAnswerTable"/>
+    <w:basedOn w:val="TableNormal"/>
+    <w:tblPr>
+      <w:tblW w:type="pct" w:w="5000"/>
+      <w:tblInd w:type="dxa" w:w="240"/>
+      <w:tblLayout w:type="autofit"/>
+      <w:tblBorders>
+        <w:top w:color="BFBFBF" w:space="0" w:sz="10" w:val="single"/>
+        <w:left w:color="BFBFBF" w:space="0" w:sz="10" w:val="single"/>
+        <w:bottom w:color="BFBFBF" w:space="0" w:sz="10" w:val="single"/>
+        <w:right w:color="BFBFBF" w:space="0" w:sz="10" w:val="single"/>
+        <w:insideH w:color="D0D0D0" w:space="0" w:sz="8" w:val="single"/>
+        <w:insideV w:color="D0D0D0" w:space="0" w:sz="8" w:val="single"/>
+      </w:tblBorders>
+      <w:tblCellMar>
+        <w:top w:type="dxa" w:w="80"/>
+        <w:left w:type="dxa" w:w="120"/>
+        <w:bottom w:type="dxa" w:w="80"/>
+        <w:right w:type="dxa" w:w="120"/>
+      </w:tblCellMar>
+    </w:tblPr>
+    <w:tblStylePr w:type="firstRow">
+      <w:tcPr>
+        <w:shd w:color="auto" w:fill="1F4E79" w:val="clear"/>
+      </w:tcPr>
+      <w:rPr>
+        <w:rFonts w:ascii="Latin Modern Sans" w:cs="Latin Modern Sans" w:hAnsi="Latin Modern Sans"/>
+        <w:b/>
+        <w:color w:val="FFFFFF"/>
+      </w:rPr>
+    </w:tblStylePr>
+  </w:style>
   <w:style w:type="paragraph" w:customStyle="1" w:styleId="SourceCode">
     <w:name w:val="Source Code"/>
     <w:basedOn w:val="Normal"/>

--- a/chuyenDe/RW/docx/raw47/Reading/Level2/W7.docx
+++ b/chuyenDe/RW/docx/raw47/Reading/Level2/W7.docx
@@ -372,15 +372,15 @@
     </ns0:p>
     <ns0:tbl>
       <ns0:tblPr>
-        <ns0:tblStyle ns0:val="CDOptionTable"/>
-        <ns0:tblW ns0:type="pct" ns0:w="5000"/>
-        <ns0:tblLayout ns0:type="fixed"/>
+        <ns0:tblStyle ns0:val="CDChoiceTable"/>
+        <ns0:tblW ns0:type="dxa" ns0:w="9732"/>
+        <ns0:tblLayout ns0:type="autofit"/>
         <ns0:tblLook ns0:firstRow="1" ns0:lastRow="0" ns0:firstColumn="0" ns0:lastColumn="0" ns0:noHBand="0" ns0:noVBand="0" ns0:val="0020"/>
-        <ns0:jc ns0:val="center"/>
+        <ns0:tblInd ns0:type="dxa" ns0:w="240"/>
       </ns0:tblPr>
       <ns0:tblGrid>
-        <ns0:gridCol ns0:w="3960"/>
-        <ns0:gridCol ns0:w="3960"/>
+        <ns0:gridCol ns0:w="1751"/>
+        <ns0:gridCol ns0:w="7981"/>
       </ns0:tblGrid>
       <ns0:tr>
         <ns0:trPr>
@@ -488,15 +488,15 @@
     </ns0:p>
     <ns0:tbl>
       <ns0:tblPr>
-        <ns0:tblStyle ns0:val="CDOptionTable"/>
-        <ns0:tblW ns0:type="pct" ns0:w="5000"/>
-        <ns0:tblLayout ns0:type="fixed"/>
+        <ns0:tblStyle ns0:val="CDChoiceTable"/>
+        <ns0:tblW ns0:type="dxa" ns0:w="9732"/>
+        <ns0:tblLayout ns0:type="autofit"/>
         <ns0:tblLook ns0:firstRow="1" ns0:lastRow="0" ns0:firstColumn="0" ns0:lastColumn="0" ns0:noHBand="0" ns0:noVBand="0" ns0:val="0020"/>
-        <ns0:jc ns0:val="center"/>
+        <ns0:tblInd ns0:type="dxa" ns0:w="240"/>
       </ns0:tblPr>
       <ns0:tblGrid>
-        <ns0:gridCol ns0:w="3960"/>
-        <ns0:gridCol ns0:w="3960"/>
+        <ns0:gridCol ns0:w="1751"/>
+        <ns0:gridCol ns0:w="7981"/>
       </ns0:tblGrid>
       <ns0:tr>
         <ns0:trPr>
@@ -4814,6 +4814,42 @@
       </w:rPr>
     </w:tblStylePr>
   </w:style>
+  <w:style w:styleId="CDChoiceTable" w:type="table">
+    <w:name w:val="CDChoiceTable"/>
+    <w:basedOn w:val="TableNormal"/>
+    <w:tblPr>
+      <w:tblW w:type="pct" w:w="5000"/>
+      <w:tblInd w:type="dxa" w:w="240"/>
+      <w:tblLayout w:type="autofit"/>
+      <w:tblBorders>
+        <w:top w:color="1F4E79" w:space="0" w:sz="10" w:val="single"/>
+        <w:left w:color="1F4E79" w:space="0" w:sz="10" w:val="single"/>
+        <w:bottom w:color="1F4E79" w:space="0" w:sz="10" w:val="single"/>
+        <w:right w:color="1F4E79" w:space="0" w:sz="10" w:val="single"/>
+        <w:insideH w:color="D0D0D0" w:space="0" w:sz="6" w:val="single"/>
+        <w:insideV w:color="D0D0D0" w:space="0" w:sz="6" w:val="single"/>
+      </w:tblBorders>
+      <w:tblCellMar>
+        <w:top w:type="dxa" w:w="80"/>
+        <w:left w:type="dxa" w:w="120"/>
+        <w:bottom w:type="dxa" w:w="80"/>
+        <w:right w:type="dxa" w:w="120"/>
+      </w:tblCellMar>
+    </w:tblPr>
+    <w:tblStylePr w:type="firstColumn">
+      <w:rPr>
+        <w:rFonts w:ascii="Latin Modern Sans" w:cs="Latin Modern Sans" w:hAnsi="Latin Modern Sans"/>
+        <w:b/>
+        <w:color w:val="1F4E79"/>
+      </w:rPr>
+    </w:tblStylePr>
+    <w:tblStylePr w:type="firstRow">
+      <w:rPr>
+        <w:rFonts w:ascii="Latin Modern Sans" w:cs="Latin Modern Sans" w:hAnsi="Latin Modern Sans"/>
+        <w:b/>
+      </w:rPr>
+    </w:tblStylePr>
+  </w:style>
   <w:style w:styleId="CDAnswerTable" w:type="table">
     <w:name w:val="CDAnswerTable"/>
     <w:basedOn w:val="TableNormal"/>

--- a/chuyenDe/RW/docx/raw47/Reading/Level2/W7.docx
+++ b/chuyenDe/RW/docx/raw47/Reading/Level2/W7.docx
@@ -370,93 +370,27 @@
         <ns0:t xml:space="preserve">Write your answers in boxes 21-25 on your answer sheet.</ns0:t>
       </ns0:r>
     </ns0:p>
-    <ns0:tbl>
-      <ns0:tblPr>
-        <ns0:tblStyle ns0:val="CDChoiceTable"/>
-        <ns0:tblW ns0:type="dxa" ns0:w="9732"/>
-        <ns0:tblLayout ns0:type="autofit"/>
-        <ns0:tblLook ns0:firstRow="1" ns0:lastRow="0" ns0:firstColumn="0" ns0:lastColumn="0" ns0:noHBand="0" ns0:noVBand="0" ns0:val="0020"/>
-        <ns0:tblInd ns0:type="dxa" ns0:w="240"/>
-      </ns0:tblPr>
-      <ns0:tblGrid>
-        <ns0:gridCol ns0:w="1751"/>
-        <ns0:gridCol ns0:w="7981"/>
-      </ns0:tblGrid>
-      <ns0:tr>
-        <ns0:trPr>
-          <ns0:tblHeader ns0:val="on"/>
-        </ns0:trPr>
-        <ns0:tc>
-          <ns0:tcPr/>
-          <ns0:p>
-            <ns0:pPr>
-              <ns0:pStyle ns0:val="Compact"/>
-            </ns0:pPr>
-            <ns0:r>
-              <ns0:rPr>
-                <ns0:b/>
-                <ns0:bCs/>
-              </ns0:rPr>
-              <ns0:t xml:space="preserve">Option</ns0:t>
-            </ns0:r>
-          </ns0:p>
-        </ns0:tc>
-        <ns0:tc>
-          <ns0:tcPr/>
-          <ns0:p>
-            <ns0:pPr>
-              <ns0:pStyle ns0:val="Compact"/>
-            </ns0:pPr>
-            <ns0:r>
-              <ns0:rPr>
-                <ns0:b/>
-                <ns0:bCs/>
-              </ns0:rPr>
-              <ns0:t xml:space="preserve">Person/Choice</ns0:t>
-            </ns0:r>
-          </ns0:p>
-        </ns0:tc>
-      </ns0:tr>
-      <ns0:tr>
-        <ns0:tc>
-          <ns0:tcPr/>
-          <ns0:p>
-            <ns0:pPr>
-              <ns0:pStyle ns0:val="Compact"/>
-            </ns0:pPr>
-            <ns0:r>
-              <ns0:rPr>
-                <ns0:b/>
-                <ns0:bCs/>
-              </ns0:rPr>
-              <ns0:t xml:space="preserve">A</ns0:t>
-            </ns0:r>
-          </ns0:p>
-        </ns0:tc>
-        <ns0:tc>
-          <ns0:tcPr/>
-          <ns0:p>
-            <ns0:pPr>
-              <ns0:pStyle ns0:val="Compact"/>
-            </ns0:pPr>
-            <ns0:r>
-              <ns0:t xml:space="preserve">few pioneers in experimental psychology study what happens when lives go well. Professor Alice divided doctors, making a tricky experiment, into three groups: besides the one control group, the other two either are asked to read humanistic statements about drugs or received 21……………………… The latter displayed the most creative thinking and worked more efficiently. Since critics are questioning the significance of the 22……………………… for both levels of happiness and classification for the virtues. Professor Seligman countered in an evolutional theory: survival in a time of adversity forged our brains into the way of thinking for what’s wrong because we have a 23………………………….</ns0:t>
-            </ns0:r>
-          </ns0:p>
-        </ns0:tc>
-      </ns0:tr>
-    </ns0:tbl>
     <ns0:p>
       <ns0:pPr>
         <ns0:pStyle ns0:val="CDSection"/>
       </ns0:pPr>
       <ns0:r>
+        <ns0:t xml:space="preserve">A few pioneers in experimental psychology study what happens when lives go well. Professor Alice divided doctors, making a tricky experiment, into three groups: besides the one control group, the other two either are asked to read humanistic statements about drugs or received 21……………………… The latter displayed the most creative thinking and worked more efficiently. Since critics are questioning the significance of the 22……………………… for both levels of happiness and classification for the virtues. Professor Seligman countered in an evolutional theory: survival in a time of adversity forged our brains into the way of thinking for what’s wrong because we have a 23………………………….</ns0:t>
+      </ns0:r>
+    </ns0:p>
+    <ns0:p>
+      <ns0:pPr>
+        <ns0:pStyle ns0:val="CDSection"/>
+      </ns0:pPr>
+      <ns0:r>
         <ns0:t xml:space="preserve">There is bountiful of evidence to show that negative thinking is deeply built in the human psyche. Later, at Iowa University, neuroscientists studied the active parts in brains to contrast when people are shown pleasant and unpleasant pictures. When positive images like 24………………………… are shown, part of the frontal lobe of the brain becomes active. But when they are shown unpleasant image, the response comes from 25………………………… of the brain.</ns0:t>
       </ns0:r>
     </ns0:p>
-    <ns0:p>
-      <ns0:pPr>
-        <ns0:pStyle ns0:val="CDSection"/>
+    <ns0:bookmarkEnd ns0:id="22"/>
+    <ns0:bookmarkStart ns0:id="23" ns0:name="question-26"/>
+    <ns0:p>
+      <ns0:pPr>
+        <ns0:pStyle ns0:val="Heading2"/>
       </ns0:pPr>
       <ns0:r>
         <ns0:t xml:space="preserve">Question 26</ns0:t>
@@ -659,8 +593,8 @@
         <ns0:t xml:space="preserve">Hướng dẫn giải</ns0:t>
       </ns0:r>
     </ns0:p>
-    <ns0:bookmarkEnd ns0:id="22"/>
-    <ns0:bookmarkStart ns0:id="25" ns0:name="X60abbc68b646e6b89777deace06033b8101e6d3"/>
+    <ns0:bookmarkEnd ns0:id="23"/>
+    <ns0:bookmarkStart ns0:id="26" ns0:name="X60abbc68b646e6b89777deace06033b8101e6d3"/>
     <ns0:p>
       <ns0:pPr>
         <ns0:pStyle ns0:val="Heading2"/>
@@ -687,7 +621,7 @@
         <ns0:t xml:space="preserve">Tìm đoạn văn (A-H) chứa các thông tin cụ thể được liệt kê trong câu hỏi.</ns0:t>
       </ns0:r>
     </ns0:p>
-    <ns0:bookmarkStart ns0:id="23" ns0:name="chiến-lược-tiếp-cận"/>
+    <ns0:bookmarkStart ns0:id="24" ns0:name="chiến-lược-tiếp-cận"/>
     <ns0:p>
       <ns0:pPr>
         <ns0:pStyle ns0:val="Heading3"/>
@@ -762,8 +696,8 @@
         <ns0:t xml:space="preserve">Đối chiếu thông tin trong đoạn văn với câu hỏi để xác nhận đáp án.</ns0:t>
       </ns0:r>
     </ns0:p>
-    <ns0:bookmarkEnd ns0:id="23"/>
-    <ns0:bookmarkStart ns0:id="24" ns0:name="phân-tích-chi-tiết-từng-câu-hỏi"/>
+    <ns0:bookmarkEnd ns0:id="24"/>
+    <ns0:bookmarkStart ns0:id="25" ns0:name="phân-tích-chi-tiết-từng-câu-hỏi"/>
     <ns0:p>
       <ns0:pPr>
         <ns0:pStyle ns0:val="Heading3"/>
@@ -2083,9 +2017,9 @@
         <ns0:t xml:space="preserve">E</ns0:t>
       </ns0:r>
     </ns0:p>
-    <ns0:bookmarkEnd ns0:id="24"/>
     <ns0:bookmarkEnd ns0:id="25"/>
-    <ns0:bookmarkStart ns0:id="28" ns0:name="phần-ii-câu-hỏi-21-25-summary-completion"/>
+    <ns0:bookmarkEnd ns0:id="26"/>
+    <ns0:bookmarkStart ns0:id="29" ns0:name="phần-ii-câu-hỏi-21-25-summary-completion"/>
     <ns0:p>
       <ns0:pPr>
         <ns0:pStyle ns0:val="Heading2"/>
@@ -2112,7 +2046,7 @@
         <ns0:t xml:space="preserve">Điền từ vào chỗ trống trong đoạn tóm tắt dựa trên nội dung bài đọc (Không quá 4 từ).</ns0:t>
       </ns0:r>
     </ns0:p>
-    <ns0:bookmarkStart ns0:id="26" ns0:name="chiến-lược-tiếp-cận-1"/>
+    <ns0:bookmarkStart ns0:id="27" ns0:name="chiến-lược-tiếp-cận-1"/>
     <ns0:p>
       <ns0:pPr>
         <ns0:pStyle ns0:val="Heading3"/>
@@ -2187,8 +2121,8 @@
         <ns0:t xml:space="preserve">Chọn từ chính xác trong bài để điền vào.</ns0:t>
       </ns0:r>
     </ns0:p>
-    <ns0:bookmarkEnd ns0:id="26"/>
-    <ns0:bookmarkStart ns0:id="27" ns0:name="phân-tích-chi-tiết-từng-câu-hỏi-1"/>
+    <ns0:bookmarkEnd ns0:id="27"/>
+    <ns0:bookmarkStart ns0:id="28" ns0:name="phân-tích-chi-tiết-từng-câu-hỏi-1"/>
     <ns0:p>
       <ns0:pPr>
         <ns0:pStyle ns0:val="Heading3"/>
@@ -3041,9 +2975,9 @@
         <ns0:t xml:space="preserve">(more) primitive parts</ns0:t>
       </ns0:r>
     </ns0:p>
-    <ns0:bookmarkEnd ns0:id="27"/>
     <ns0:bookmarkEnd ns0:id="28"/>
-    <ns0:bookmarkStart ns0:id="31" ns0:name="phần-iii-câu-hỏi-26-multiple-choice"/>
+    <ns0:bookmarkEnd ns0:id="29"/>
+    <ns0:bookmarkStart ns0:id="32" ns0:name="phần-iii-câu-hỏi-26-multiple-choice"/>
     <ns0:p>
       <ns0:pPr>
         <ns0:pStyle ns0:val="Heading2"/>
@@ -3070,7 +3004,7 @@
         <ns0:t xml:space="preserve">Chọn phát biểu đúng dựa trên ý kiến của Daniel Nettle trong hai đoạn cuối.</ns0:t>
       </ns0:r>
     </ns0:p>
-    <ns0:bookmarkStart ns0:id="29" ns0:name="chiến-lược-tiếp-cận-2"/>
+    <ns0:bookmarkStart ns0:id="30" ns0:name="chiến-lược-tiếp-cận-2"/>
     <ns0:p>
       <ns0:pPr>
         <ns0:pStyle ns0:val="Heading3"/>
@@ -3132,8 +3066,8 @@
         <ns0:t xml:space="preserve">Đọc các lựa chọn A, B, C, D và đối chiếu với bài đọc để loại trừ hoặc chọn.</ns0:t>
       </ns0:r>
     </ns0:p>
-    <ns0:bookmarkEnd ns0:id="29"/>
-    <ns0:bookmarkStart ns0:id="30" ns0:name="phân-tích-chi-tiết"/>
+    <ns0:bookmarkEnd ns0:id="30"/>
+    <ns0:bookmarkStart ns0:id="31" ns0:name="phân-tích-chi-tiết"/>
     <ns0:p>
       <ns0:pPr>
         <ns0:pStyle ns0:val="Heading3"/>
@@ -3401,8 +3335,8 @@
         <ns0:t xml:space="preserve">D</ns0:t>
       </ns0:r>
     </ns0:p>
-    <ns0:bookmarkEnd ns0:id="30"/>
     <ns0:bookmarkEnd ns0:id="31"/>
+    <ns0:bookmarkEnd ns0:id="32"/>
     <ns0:sectPr>
       <ns0:headerReference ns1:id="rId1" ns0:type="default"/>
       <ns0:headerReference ns1:id="rId2" ns0:type="first"/>

--- a/chuyenDe/RW/docx/raw47/Reading/Level2/W7.docx
+++ b/chuyenDe/RW/docx/raw47/Reading/Level2/W7.docx
@@ -3337,6 +3337,1675 @@
     </ns0:p>
     <ns0:bookmarkEnd ns0:id="31"/>
     <ns0:bookmarkEnd ns0:id="32"/>
+    <ns0:bookmarkStart ns0:id="33" ns0:name="bảng-đáp-án-tổng-hợp"/>
+    <ns0:p>
+      <ns0:pPr>
+        <ns0:pStyle ns0:val="Heading2"/>
+      </ns0:pPr>
+      <ns0:r>
+        <ns0:t xml:space="preserve">Bảng đáp án tổng hợp</ns0:t>
+      </ns0:r>
+    </ns0:p>
+    <ns0:tbl>
+      <ns0:tblPr>
+        <ns0:tblStyle ns0:val="CDAnswerKeyTable"/>
+        <ns0:tblW ns0:type="dxa" ns0:w="9732"/>
+        <ns0:tblLayout ns0:type="autofit"/>
+        <ns0:tblLook ns0:firstRow="1" ns0:lastRow="0" ns0:firstColumn="0" ns0:lastColumn="0" ns0:noHBand="0" ns0:noVBand="0" ns0:val="0020"/>
+        <ns0:tblInd ns0:type="dxa" ns0:w="240"/>
+      </ns0:tblPr>
+      <ns0:tblGrid>
+        <ns0:gridCol ns0:w="1751"/>
+        <ns0:gridCol ns0:w="7981"/>
+      </ns0:tblGrid>
+      <ns0:tr>
+        <ns0:trPr>
+          <ns0:tblHeader ns0:val="on"/>
+        </ns0:trPr>
+        <ns0:tc>
+          <ns0:tcPr/>
+          <ns0:p>
+            <ns0:pPr>
+              <ns0:pStyle ns0:val="Compact"/>
+            </ns0:pPr>
+            <ns0:r>
+              <ns0:t xml:space="preserve">Câu</ns0:t>
+            </ns0:r>
+          </ns0:p>
+        </ns0:tc>
+        <ns0:tc>
+          <ns0:tcPr/>
+          <ns0:p>
+            <ns0:pPr>
+              <ns0:pStyle ns0:val="Compact"/>
+            </ns0:pPr>
+            <ns0:r>
+              <ns0:t xml:space="preserve">Đáp án</ns0:t>
+            </ns0:r>
+          </ns0:p>
+        </ns0:tc>
+      </ns0:tr>
+      <ns0:tr>
+        <ns0:tc>
+          <ns0:tcPr/>
+          <ns0:p>
+            <ns0:pPr>
+              <ns0:pStyle ns0:val="Compact"/>
+            </ns0:pPr>
+            <ns0:r>
+              <ns0:rPr>
+                <ns0:b/>
+                <ns0:bCs/>
+              </ns0:rPr>
+              <ns0:t xml:space="preserve">14</ns0:t>
+            </ns0:r>
+          </ns0:p>
+        </ns0:tc>
+        <ns0:tc>
+          <ns0:tcPr/>
+          <ns0:p>
+            <ns0:pPr>
+              <ns0:pStyle ns0:val="Compact"/>
+            </ns0:pPr>
+            <ns0:r>
+              <ns0:rPr>
+                <ns0:b/>
+                <ns0:bCs/>
+              </ns0:rPr>
+              <ns0:t xml:space="preserve">B</ns0:t>
+            </ns0:r>
+          </ns0:p>
+        </ns0:tc>
+      </ns0:tr>
+      <ns0:tr>
+        <ns0:tc>
+          <ns0:tcPr/>
+          <ns0:p>
+            <ns0:pPr>
+              <ns0:pStyle ns0:val="Compact"/>
+            </ns0:pPr>
+            <ns0:r>
+              <ns0:rPr>
+                <ns0:b/>
+                <ns0:bCs/>
+              </ns0:rPr>
+              <ns0:t xml:space="preserve">15</ns0:t>
+            </ns0:r>
+          </ns0:p>
+        </ns0:tc>
+        <ns0:tc>
+          <ns0:tcPr/>
+          <ns0:p>
+            <ns0:pPr>
+              <ns0:pStyle ns0:val="Compact"/>
+            </ns0:pPr>
+            <ns0:r>
+              <ns0:rPr>
+                <ns0:b/>
+                <ns0:bCs/>
+              </ns0:rPr>
+              <ns0:t xml:space="preserve">A</ns0:t>
+            </ns0:r>
+          </ns0:p>
+        </ns0:tc>
+      </ns0:tr>
+      <ns0:tr>
+        <ns0:tc>
+          <ns0:tcPr/>
+          <ns0:p>
+            <ns0:pPr>
+              <ns0:pStyle ns0:val="Compact"/>
+            </ns0:pPr>
+            <ns0:r>
+              <ns0:rPr>
+                <ns0:b/>
+                <ns0:bCs/>
+              </ns0:rPr>
+              <ns0:t xml:space="preserve">16</ns0:t>
+            </ns0:r>
+          </ns0:p>
+        </ns0:tc>
+        <ns0:tc>
+          <ns0:tcPr/>
+          <ns0:p>
+            <ns0:pPr>
+              <ns0:pStyle ns0:val="Compact"/>
+            </ns0:pPr>
+            <ns0:r>
+              <ns0:rPr>
+                <ns0:b/>
+                <ns0:bCs/>
+              </ns0:rPr>
+              <ns0:t xml:space="preserve">F</ns0:t>
+            </ns0:r>
+          </ns0:p>
+        </ns0:tc>
+      </ns0:tr>
+      <ns0:tr>
+        <ns0:tc>
+          <ns0:tcPr/>
+          <ns0:p>
+            <ns0:pPr>
+              <ns0:pStyle ns0:val="Compact"/>
+            </ns0:pPr>
+            <ns0:r>
+              <ns0:rPr>
+                <ns0:b/>
+                <ns0:bCs/>
+              </ns0:rPr>
+              <ns0:t xml:space="preserve">17</ns0:t>
+            </ns0:r>
+          </ns0:p>
+        </ns0:tc>
+        <ns0:tc>
+          <ns0:tcPr/>
+          <ns0:p>
+            <ns0:pPr>
+              <ns0:pStyle ns0:val="Compact"/>
+            </ns0:pPr>
+            <ns0:r>
+              <ns0:rPr>
+                <ns0:b/>
+                <ns0:bCs/>
+              </ns0:rPr>
+              <ns0:t xml:space="preserve">C</ns0:t>
+            </ns0:r>
+          </ns0:p>
+        </ns0:tc>
+      </ns0:tr>
+      <ns0:tr>
+        <ns0:tc>
+          <ns0:tcPr/>
+          <ns0:p>
+            <ns0:pPr>
+              <ns0:pStyle ns0:val="Compact"/>
+            </ns0:pPr>
+            <ns0:r>
+              <ns0:rPr>
+                <ns0:b/>
+                <ns0:bCs/>
+              </ns0:rPr>
+              <ns0:t xml:space="preserve">18</ns0:t>
+            </ns0:r>
+          </ns0:p>
+        </ns0:tc>
+        <ns0:tc>
+          <ns0:tcPr/>
+          <ns0:p>
+            <ns0:pPr>
+              <ns0:pStyle ns0:val="Compact"/>
+            </ns0:pPr>
+            <ns0:r>
+              <ns0:rPr>
+                <ns0:b/>
+                <ns0:bCs/>
+              </ns0:rPr>
+              <ns0:t xml:space="preserve">G</ns0:t>
+            </ns0:r>
+          </ns0:p>
+        </ns0:tc>
+      </ns0:tr>
+      <ns0:tr>
+        <ns0:tc>
+          <ns0:tcPr/>
+          <ns0:p>
+            <ns0:pPr>
+              <ns0:pStyle ns0:val="Compact"/>
+            </ns0:pPr>
+            <ns0:r>
+              <ns0:rPr>
+                <ns0:b/>
+                <ns0:bCs/>
+              </ns0:rPr>
+              <ns0:t xml:space="preserve">19</ns0:t>
+            </ns0:r>
+          </ns0:p>
+        </ns0:tc>
+        <ns0:tc>
+          <ns0:tcPr/>
+          <ns0:p>
+            <ns0:pPr>
+              <ns0:pStyle ns0:val="Compact"/>
+            </ns0:pPr>
+            <ns0:r>
+              <ns0:rPr>
+                <ns0:b/>
+                <ns0:bCs/>
+              </ns0:rPr>
+              <ns0:t xml:space="preserve">H</ns0:t>
+            </ns0:r>
+          </ns0:p>
+        </ns0:tc>
+      </ns0:tr>
+      <ns0:tr>
+        <ns0:tc>
+          <ns0:tcPr/>
+          <ns0:p>
+            <ns0:pPr>
+              <ns0:pStyle ns0:val="Compact"/>
+            </ns0:pPr>
+            <ns0:r>
+              <ns0:rPr>
+                <ns0:b/>
+                <ns0:bCs/>
+              </ns0:rPr>
+              <ns0:t xml:space="preserve">20</ns0:t>
+            </ns0:r>
+          </ns0:p>
+        </ns0:tc>
+        <ns0:tc>
+          <ns0:tcPr/>
+          <ns0:p>
+            <ns0:pPr>
+              <ns0:pStyle ns0:val="Compact"/>
+            </ns0:pPr>
+            <ns0:r>
+              <ns0:rPr>
+                <ns0:b/>
+                <ns0:bCs/>
+              </ns0:rPr>
+              <ns0:t xml:space="preserve">E</ns0:t>
+            </ns0:r>
+          </ns0:p>
+        </ns0:tc>
+      </ns0:tr>
+      <ns0:tr>
+        <ns0:tc>
+          <ns0:tcPr/>
+          <ns0:p>
+            <ns0:pPr>
+              <ns0:pStyle ns0:val="Compact"/>
+            </ns0:pPr>
+            <ns0:r>
+              <ns0:rPr>
+                <ns0:b/>
+                <ns0:bCs/>
+              </ns0:rPr>
+              <ns0:t xml:space="preserve">21</ns0:t>
+            </ns0:r>
+          </ns0:p>
+        </ns0:tc>
+        <ns0:tc>
+          <ns0:tcPr/>
+          <ns0:p>
+            <ns0:pPr>
+              <ns0:pStyle ns0:val="Compact"/>
+            </ns0:pPr>
+            <ns0:r>
+              <ns0:rPr>
+                <ns0:b/>
+                <ns0:bCs/>
+              </ns0:rPr>
+              <ns0:t xml:space="preserve">Candy</ns0:t>
+            </ns0:r>
+          </ns0:p>
+        </ns0:tc>
+      </ns0:tr>
+      <ns0:tr>
+        <ns0:tc>
+          <ns0:tcPr/>
+          <ns0:p>
+            <ns0:pPr>
+              <ns0:pStyle ns0:val="Compact"/>
+            </ns0:pPr>
+            <ns0:r>
+              <ns0:rPr>
+                <ns0:b/>
+                <ns0:bCs/>
+              </ns0:rPr>
+              <ns0:t xml:space="preserve">22</ns0:t>
+            </ns0:r>
+          </ns0:p>
+        </ns0:tc>
+        <ns0:tc>
+          <ns0:tcPr/>
+          <ns0:p>
+            <ns0:pPr>
+              <ns0:pStyle ns0:val="Compact"/>
+            </ns0:pPr>
+            <ns0:r>
+              <ns0:rPr>
+                <ns0:b/>
+                <ns0:bCs/>
+              </ns0:rPr>
+              <ns0:t xml:space="preserve">definition (hoặc defining)</ns0:t>
+            </ns0:r>
+          </ns0:p>
+        </ns0:tc>
+      </ns0:tr>
+      <ns0:tr>
+        <ns0:tc>
+          <ns0:tcPr/>
+          <ns0:p>
+            <ns0:pPr>
+              <ns0:pStyle ns0:val="Compact"/>
+            </ns0:pPr>
+            <ns0:r>
+              <ns0:rPr>
+                <ns0:b/>
+                <ns0:bCs/>
+              </ns0:rPr>
+              <ns0:t xml:space="preserve">23</ns0:t>
+            </ns0:r>
+          </ns0:p>
+        </ns0:tc>
+        <ns0:tc>
+          <ns0:tcPr/>
+          <ns0:p>
+            <ns0:pPr>
+              <ns0:pStyle ns0:val="Compact"/>
+            </ns0:pPr>
+            <ns0:r>
+              <ns0:rPr>
+                <ns0:b/>
+                <ns0:bCs/>
+              </ns0:rPr>
+              <ns0:t xml:space="preserve">a catastrophic brain</ns0:t>
+            </ns0:r>
+          </ns0:p>
+        </ns0:tc>
+      </ns0:tr>
+      <ns0:tr>
+        <ns0:tc>
+          <ns0:tcPr/>
+          <ns0:p>
+            <ns0:pPr>
+              <ns0:pStyle ns0:val="Compact"/>
+            </ns0:pPr>
+            <ns0:r>
+              <ns0:rPr>
+                <ns0:b/>
+                <ns0:bCs/>
+              </ns0:rPr>
+              <ns0:t xml:space="preserve">24</ns0:t>
+            </ns0:r>
+          </ns0:p>
+        </ns0:tc>
+        <ns0:tc>
+          <ns0:tcPr/>
+          <ns0:p>
+            <ns0:pPr>
+              <ns0:pStyle ns0:val="Compact"/>
+            </ns0:pPr>
+            <ns0:r>
+              <ns0:rPr>
+                <ns0:b/>
+                <ns0:bCs/>
+              </ns0:rPr>
+              <ns0:t xml:space="preserve">landscapes or dolphins playing</ns0:t>
+            </ns0:r>
+          </ns0:p>
+        </ns0:tc>
+      </ns0:tr>
+      <ns0:tr>
+        <ns0:tc>
+          <ns0:tcPr/>
+          <ns0:p>
+            <ns0:pPr>
+              <ns0:pStyle ns0:val="Compact"/>
+            </ns0:pPr>
+            <ns0:r>
+              <ns0:rPr>
+                <ns0:b/>
+                <ns0:bCs/>
+              </ns0:rPr>
+              <ns0:t xml:space="preserve">25</ns0:t>
+            </ns0:r>
+          </ns0:p>
+        </ns0:tc>
+        <ns0:tc>
+          <ns0:tcPr/>
+          <ns0:p>
+            <ns0:pPr>
+              <ns0:pStyle ns0:val="Compact"/>
+            </ns0:pPr>
+            <ns0:r>
+              <ns0:rPr>
+                <ns0:b/>
+                <ns0:bCs/>
+              </ns0:rPr>
+              <ns0:t xml:space="preserve">(more) primitive parts</ns0:t>
+            </ns0:r>
+          </ns0:p>
+        </ns0:tc>
+      </ns0:tr>
+      <ns0:tr>
+        <ns0:tc>
+          <ns0:tcPr/>
+          <ns0:p>
+            <ns0:pPr>
+              <ns0:pStyle ns0:val="Compact"/>
+            </ns0:pPr>
+            <ns0:r>
+              <ns0:rPr>
+                <ns0:b/>
+                <ns0:bCs/>
+              </ns0:rPr>
+              <ns0:t xml:space="preserve">26</ns0:t>
+            </ns0:r>
+          </ns0:p>
+        </ns0:tc>
+        <ns0:tc>
+          <ns0:tcPr/>
+          <ns0:p>
+            <ns0:pPr>
+              <ns0:pStyle ns0:val="Compact"/>
+            </ns0:pPr>
+            <ns0:r>
+              <ns0:rPr>
+                <ns0:b/>
+                <ns0:bCs/>
+              </ns0:rPr>
+              <ns0:t xml:space="preserve">D</ns0:t>
+            </ns0:r>
+          </ns0:p>
+        </ns0:tc>
+      </ns0:tr>
+    </ns0:tbl>
+    <ns0:bookmarkEnd ns0:id="33"/>
+    <ns0:bookmarkStart ns0:id="34" ns0:name="tổng-hợp-từ-vựng"/>
+    <ns0:p>
+      <ns0:pPr>
+        <ns0:pStyle ns0:val="Heading2"/>
+      </ns0:pPr>
+      <ns0:r>
+        <ns0:t xml:space="preserve">Tổng hợp từ vựng</ns0:t>
+      </ns0:r>
+    </ns0:p>
+    <ns0:tbl>
+      <ns0:tblPr>
+        <ns0:tblStyle ns0:val="CDReadingVocabTable"/>
+        <ns0:tblW ns0:type="dxa" ns0:w="9732"/>
+        <ns0:tblLayout ns0:type="autofit"/>
+        <ns0:tblLook ns0:firstRow="1" ns0:lastRow="0" ns0:firstColumn="0" ns0:lastColumn="0" ns0:noHBand="0" ns0:noVBand="0" ns0:val="0020"/>
+        <ns0:tblInd ns0:type="dxa" ns0:w="240"/>
+      </ns0:tblPr>
+      <ns0:tblGrid>
+        <ns0:gridCol ns0:w="2335"/>
+        <ns0:gridCol ns0:w="1362"/>
+        <ns0:gridCol ns0:w="3894"/>
+        <ns0:gridCol ns0:w="2141"/>
+      </ns0:tblGrid>
+      <ns0:tr>
+        <ns0:trPr>
+          <ns0:tblHeader ns0:val="on"/>
+        </ns0:trPr>
+        <ns0:tc>
+          <ns0:tcPr/>
+          <ns0:p>
+            <ns0:pPr>
+              <ns0:pStyle ns0:val="Compact"/>
+            </ns0:pPr>
+            <ns0:r>
+              <ns0:t xml:space="preserve">Từ vựng (Từ loại)</ns0:t>
+            </ns0:r>
+          </ns0:p>
+        </ns0:tc>
+        <ns0:tc>
+          <ns0:tcPr/>
+          <ns0:p>
+            <ns0:pPr>
+              <ns0:pStyle ns0:val="Compact"/>
+            </ns0:pPr>
+            <ns0:r>
+              <ns0:t xml:space="preserve">Phiên âm</ns0:t>
+            </ns0:r>
+          </ns0:p>
+        </ns0:tc>
+        <ns0:tc>
+          <ns0:tcPr/>
+          <ns0:p>
+            <ns0:pPr>
+              <ns0:pStyle ns0:val="Compact"/>
+            </ns0:pPr>
+            <ns0:r>
+              <ns0:t xml:space="preserve">Nghĩa tiếng Anh (Giải thích chi tiết nghĩa tiếng Việt)</ns0:t>
+            </ns0:r>
+          </ns0:p>
+        </ns0:tc>
+        <ns0:tc>
+          <ns0:tcPr/>
+          <ns0:p>
+            <ns0:pPr>
+              <ns0:pStyle ns0:val="Compact"/>
+            </ns0:pPr>
+            <ns0:r>
+              <ns0:t xml:space="preserve">Ví dụ minh họa</ns0:t>
+            </ns0:r>
+          </ns0:p>
+        </ns0:tc>
+      </ns0:tr>
+      <ns0:tr>
+        <ns0:tc>
+          <ns0:tcPr/>
+          <ns0:p>
+            <ns0:pPr>
+              <ns0:pStyle ns0:val="Compact"/>
+            </ns0:pPr>
+            <ns0:r>
+              <ns0:rPr>
+                <ns0:b/>
+                <ns0:bCs/>
+              </ns0:rPr>
+              <ns0:t xml:space="preserve">differentiate</ns0:t>
+            </ns0:r>
+            <ns0:r>
+              <ns0:t xml:space="preserve"> </ns0:t>
+            </ns0:r>
+            <ns0:r>
+              <ns0:t xml:space="preserve">(v)</ns0:t>
+            </ns0:r>
+          </ns0:p>
+        </ns0:tc>
+        <ns0:tc>
+          <ns0:tcPr/>
+          <ns0:p>
+            <ns0:pPr>
+              <ns0:pStyle ns0:val="Compact"/>
+            </ns0:pPr>
+            <ns0:r>
+              <ns0:t xml:space="preserve">/ˌdɪf.əˈren.ʃi.eɪt/</ns0:t>
+            </ns0:r>
+          </ns0:p>
+        </ns0:tc>
+        <ns0:tc>
+          <ns0:tcPr/>
+          <ns0:p>
+            <ns0:pPr>
+              <ns0:pStyle ns0:val="Compact"/>
+            </ns0:pPr>
+            <ns0:r>
+              <ns0:t xml:space="preserve">to show or find the difference between things that are compared (phân biệt, làm khác biệt)</ns0:t>
+            </ns0:r>
+          </ns0:p>
+        </ns0:tc>
+        <ns0:tc>
+          <ns0:tcPr/>
+          <ns0:p>
+            <ns0:pPr>
+              <ns0:pStyle ns0:val="Compact"/>
+            </ns0:pPr>
+            <ns0:r>
+              <ns0:t xml:space="preserve">Psychologists differentiate between levels of happiness.</ns0:t>
+            </ns0:r>
+          </ns0:p>
+        </ns0:tc>
+      </ns0:tr>
+      <ns0:tr>
+        <ns0:tc>
+          <ns0:tcPr/>
+          <ns0:p>
+            <ns0:pPr>
+              <ns0:pStyle ns0:val="Compact"/>
+            </ns0:pPr>
+            <ns0:r>
+              <ns0:rPr>
+                <ns0:b/>
+                <ns0:bCs/>
+              </ns0:rPr>
+              <ns0:t xml:space="preserve">imply</ns0:t>
+            </ns0:r>
+            <ns0:r>
+              <ns0:t xml:space="preserve"> </ns0:t>
+            </ns0:r>
+            <ns0:r>
+              <ns0:t xml:space="preserve">(v)</ns0:t>
+            </ns0:r>
+          </ns0:p>
+        </ns0:tc>
+        <ns0:tc>
+          <ns0:tcPr/>
+          <ns0:p>
+            <ns0:pPr>
+              <ns0:pStyle ns0:val="Compact"/>
+            </ns0:pPr>
+            <ns0:r>
+              <ns0:t xml:space="preserve">/ɪmˈplaɪ/</ns0:t>
+            </ns0:r>
+          </ns0:p>
+        </ns0:tc>
+        <ns0:tc>
+          <ns0:tcPr/>
+          <ns0:p>
+            <ns0:pPr>
+              <ns0:pStyle ns0:val="Compact"/>
+            </ns0:pPr>
+            <ns0:r>
+              <ns0:t xml:space="preserve">to communicate an idea or feeling without saying it directly (hàm ý, ngụ ý)</ns0:t>
+            </ns0:r>
+          </ns0:p>
+        </ns0:tc>
+        <ns0:tc>
+          <ns0:tcPr/>
+          <ns0:p>
+            <ns0:pPr>
+              <ns0:pStyle ns0:val="Compact"/>
+            </ns0:pPr>
+            <ns0:r>
+              <ns0:t xml:space="preserve">Happiness is a judgment that life is satisfying and does not imply an emotional state.</ns0:t>
+            </ns0:r>
+          </ns0:p>
+        </ns0:tc>
+      </ns0:tr>
+      <ns0:tr>
+        <ns0:tc>
+          <ns0:tcPr/>
+          <ns0:p>
+            <ns0:pPr>
+              <ns0:pStyle ns0:val="Compact"/>
+            </ns0:pPr>
+            <ns0:r>
+              <ns0:rPr>
+                <ns0:b/>
+                <ns0:bCs/>
+              </ns0:rPr>
+              <ns0:t xml:space="preserve">esteemed</ns0:t>
+            </ns0:r>
+            <ns0:r>
+              <ns0:t xml:space="preserve"> </ns0:t>
+            </ns0:r>
+            <ns0:r>
+              <ns0:t xml:space="preserve">(adj)</ns0:t>
+            </ns0:r>
+          </ns0:p>
+        </ns0:tc>
+        <ns0:tc>
+          <ns0:tcPr/>
+          <ns0:p>
+            <ns0:pPr>
+              <ns0:pStyle ns0:val="Compact"/>
+            </ns0:pPr>
+            <ns0:r>
+              <ns0:t xml:space="preserve">/ɪˈstiːmd/</ns0:t>
+            </ns0:r>
+          </ns0:p>
+        </ns0:tc>
+        <ns0:tc>
+          <ns0:tcPr/>
+          <ns0:p>
+            <ns0:pPr>
+              <ns0:pStyle ns0:val="Compact"/>
+            </ns0:pPr>
+            <ns0:r>
+              <ns0:t xml:space="preserve">greatly admired and respected (được kính trọng, có uy tín cao)</ns0:t>
+            </ns0:r>
+          </ns0:p>
+        </ns0:tc>
+        <ns0:tc>
+          <ns0:tcPr/>
+          <ns0:p>
+            <ns0:pPr>
+              <ns0:pStyle ns0:val="Compact"/>
+            </ns0:pPr>
+            <ns0:r>
+              <ns0:t xml:space="preserve">Esteemed psychologist Martin Seligman has spearheaded an effort to study the science of happiness.</ns0:t>
+            </ns0:r>
+          </ns0:p>
+        </ns0:tc>
+      </ns0:tr>
+      <ns0:tr>
+        <ns0:tc>
+          <ns0:tcPr/>
+          <ns0:p>
+            <ns0:pPr>
+              <ns0:pStyle ns0:val="Compact"/>
+            </ns0:pPr>
+            <ns0:r>
+              <ns0:rPr>
+                <ns0:b/>
+                <ns0:bCs/>
+              </ns0:rPr>
+              <ns0:t xml:space="preserve">spearhead</ns0:t>
+            </ns0:r>
+            <ns0:r>
+              <ns0:t xml:space="preserve"> </ns0:t>
+            </ns0:r>
+            <ns0:r>
+              <ns0:t xml:space="preserve">(v)</ns0:t>
+            </ns0:r>
+          </ns0:p>
+        </ns0:tc>
+        <ns0:tc>
+          <ns0:tcPr/>
+          <ns0:p>
+            <ns0:pPr>
+              <ns0:pStyle ns0:val="Compact"/>
+            </ns0:pPr>
+            <ns0:r>
+              <ns0:t xml:space="preserve">/ˈspɪə.hed/</ns0:t>
+            </ns0:r>
+          </ns0:p>
+        </ns0:tc>
+        <ns0:tc>
+          <ns0:tcPr/>
+          <ns0:p>
+            <ns0:pPr>
+              <ns0:pStyle ns0:val="Compact"/>
+            </ns0:pPr>
+            <ns0:r>
+              <ns0:t xml:space="preserve">to lead a campaign or an attack (đứng đầu, dẫn đầu một phong trào)</ns0:t>
+            </ns0:r>
+          </ns0:p>
+        </ns0:tc>
+        <ns0:tc>
+          <ns0:tcPr/>
+          <ns0:p>
+            <ns0:pPr>
+              <ns0:pStyle ns0:val="Compact"/>
+            </ns0:pPr>
+            <ns0:r>
+              <ns0:t xml:space="preserve">Seligman has spearheaded an effort to study the science of happiness.</ns0:t>
+            </ns0:r>
+          </ns0:p>
+        </ns0:tc>
+      </ns0:tr>
+      <ns0:tr>
+        <ns0:tc>
+          <ns0:tcPr/>
+          <ns0:p>
+            <ns0:pPr>
+              <ns0:pStyle ns0:val="Compact"/>
+            </ns0:pPr>
+            <ns0:r>
+              <ns0:rPr>
+                <ns0:b/>
+                <ns0:bCs/>
+              </ns0:rPr>
+              <ns0:t xml:space="preserve">contentment</ns0:t>
+            </ns0:r>
+            <ns0:r>
+              <ns0:t xml:space="preserve"> </ns0:t>
+            </ns0:r>
+            <ns0:r>
+              <ns0:t xml:space="preserve">(n)</ns0:t>
+            </ns0:r>
+          </ns0:p>
+        </ns0:tc>
+        <ns0:tc>
+          <ns0:tcPr/>
+          <ns0:p>
+            <ns0:pPr>
+              <ns0:pStyle ns0:val="Compact"/>
+            </ns0:pPr>
+            <ns0:r>
+              <ns0:t xml:space="preserve">/kənˈtent.mənt/</ns0:t>
+            </ns0:r>
+          </ns0:p>
+        </ns0:tc>
+        <ns0:tc>
+          <ns0:tcPr/>
+          <ns0:p>
+            <ns0:pPr>
+              <ns0:pStyle ns0:val="Compact"/>
+            </ns0:pPr>
+            <ns0:r>
+              <ns0:t xml:space="preserve">a feeling of happiness and satisfaction (sự hài lòng, sự mãn nguyện)</ns0:t>
+            </ns0:r>
+          </ns0:p>
+        </ns0:tc>
+        <ns0:tc>
+          <ns0:tcPr/>
+          <ns0:p>
+            <ns0:pPr>
+              <ns0:pStyle ns0:val="Compact"/>
+            </ns0:pPr>
+            <ns0:r>
+              <ns0:t xml:space="preserve">Psychology has had little to say about goodness and contentment.</ns0:t>
+            </ns0:r>
+          </ns0:p>
+        </ns0:tc>
+      </ns0:tr>
+      <ns0:tr>
+        <ns0:tc>
+          <ns0:tcPr/>
+          <ns0:p>
+            <ns0:pPr>
+              <ns0:pStyle ns0:val="Compact"/>
+            </ns0:pPr>
+            <ns0:r>
+              <ns0:rPr>
+                <ns0:b/>
+                <ns0:bCs/>
+              </ns0:rPr>
+              <ns0:t xml:space="preserve">altruism</ns0:t>
+            </ns0:r>
+            <ns0:r>
+              <ns0:t xml:space="preserve"> </ns0:t>
+            </ns0:r>
+            <ns0:r>
+              <ns0:t xml:space="preserve">(n)</ns0:t>
+            </ns0:r>
+          </ns0:p>
+        </ns0:tc>
+        <ns0:tc>
+          <ns0:tcPr/>
+          <ns0:p>
+            <ns0:pPr>
+              <ns0:pStyle ns0:val="Compact"/>
+            </ns0:pPr>
+            <ns0:r>
+              <ns0:t xml:space="preserve">/ˈæl.tru.ɪ.zəm/</ns0:t>
+            </ns0:r>
+          </ns0:p>
+        </ns0:tc>
+        <ns0:tc>
+          <ns0:tcPr/>
+          <ns0:p>
+            <ns0:pPr>
+              <ns0:pStyle ns0:val="Compact"/>
+            </ns0:pPr>
+            <ns0:r>
+              <ns0:t xml:space="preserve">willingness to do things that bring advantages to others, even if it results in disadvantage for yourself (lòng vị tha, chủ nghĩa vị tha)</ns0:t>
+            </ns0:r>
+          </ns0:p>
+        </ns0:tc>
+        <ns0:tc>
+          <ns0:tcPr/>
+          <ns0:p>
+            <ns0:pPr>
+              <ns0:pStyle ns0:val="Compact"/>
+            </ns0:pPr>
+            <ns0:r>
+              <ns0:t xml:space="preserve">Positive experiences such as joy, kindness, and altruism have mainly been ignored.</ns0:t>
+            </ns0:r>
+          </ns0:p>
+        </ns0:tc>
+      </ns0:tr>
+      <ns0:tr>
+        <ns0:tc>
+          <ns0:tcPr/>
+          <ns0:p>
+            <ns0:pPr>
+              <ns0:pStyle ns0:val="Compact"/>
+            </ns0:pPr>
+            <ns0:r>
+              <ns0:rPr>
+                <ns0:b/>
+                <ns0:bCs/>
+              </ns0:rPr>
+              <ns0:t xml:space="preserve">buck</ns0:t>
+            </ns0:r>
+            <ns0:r>
+              <ns0:t xml:space="preserve"> </ns0:t>
+            </ns0:r>
+            <ns0:r>
+              <ns0:t xml:space="preserve">(v)</ns0:t>
+            </ns0:r>
+          </ns0:p>
+        </ns0:tc>
+        <ns0:tc>
+          <ns0:tcPr/>
+          <ns0:p>
+            <ns0:pPr>
+              <ns0:pStyle ns0:val="Compact"/>
+            </ns0:pPr>
+            <ns0:r>
+              <ns0:t xml:space="preserve">/bʌk/</ns0:t>
+            </ns0:r>
+          </ns0:p>
+        </ns0:tc>
+        <ns0:tc>
+          <ns0:tcPr/>
+          <ns0:p>
+            <ns0:pPr>
+              <ns0:pStyle ns0:val="Compact"/>
+            </ns0:pPr>
+            <ns0:r>
+              <ns0:t xml:space="preserve">to resist or oppose something (chống lại, đi ngược lại xu hướng)</ns0:t>
+            </ns0:r>
+          </ns0:p>
+        </ns0:tc>
+        <ns0:tc>
+          <ns0:tcPr/>
+          <ns0:p>
+            <ns0:pPr>
+              <ns0:pStyle ns0:val="Compact"/>
+            </ns0:pPr>
+            <ns0:r>
+              <ns0:t xml:space="preserve">A few pioneers in experimental psychology bucked the trend.</ns0:t>
+            </ns0:r>
+          </ns0:p>
+        </ns0:tc>
+      </ns0:tr>
+      <ns0:tr>
+        <ns0:tc>
+          <ns0:tcPr/>
+          <ns0:p>
+            <ns0:pPr>
+              <ns0:pStyle ns0:val="Compact"/>
+            </ns0:pPr>
+            <ns0:r>
+              <ns0:rPr>
+                <ns0:b/>
+                <ns0:bCs/>
+              </ns0:rPr>
+              <ns0:t xml:space="preserve">tricky</ns0:t>
+            </ns0:r>
+            <ns0:r>
+              <ns0:t xml:space="preserve"> </ns0:t>
+            </ns0:r>
+            <ns0:r>
+              <ns0:t xml:space="preserve">(adj)</ns0:t>
+            </ns0:r>
+          </ns0:p>
+        </ns0:tc>
+        <ns0:tc>
+          <ns0:tcPr/>
+          <ns0:p>
+            <ns0:pPr>
+              <ns0:pStyle ns0:val="Compact"/>
+            </ns0:pPr>
+            <ns0:r>
+              <ns0:t xml:space="preserve">/ˈtrɪk.i/</ns0:t>
+            </ns0:r>
+          </ns0:p>
+        </ns0:tc>
+        <ns0:tc>
+          <ns0:tcPr/>
+          <ns0:p>
+            <ns0:pPr>
+              <ns0:pStyle ns0:val="Compact"/>
+            </ns0:pPr>
+            <ns0:r>
+              <ns0:t xml:space="preserve">difficult to do or deal with (khó khăn, rắc rối, phức tạp)</ns0:t>
+            </ns0:r>
+          </ns0:p>
+        </ns0:tc>
+        <ns0:tc>
+          <ns0:tcPr/>
+          <ns0:p>
+            <ns0:pPr>
+              <ns0:pStyle ns0:val="Compact"/>
+            </ns0:pPr>
+            <ns0:r>
+              <ns0:t xml:space="preserve">Isen divided doctors making a tricky diagnosis into three groups.</ns0:t>
+            </ns0:r>
+          </ns0:p>
+        </ns0:tc>
+      </ns0:tr>
+      <ns0:tr>
+        <ns0:tc>
+          <ns0:tcPr/>
+          <ns0:p>
+            <ns0:pPr>
+              <ns0:pStyle ns0:val="Compact"/>
+            </ns0:pPr>
+            <ns0:r>
+              <ns0:rPr>
+                <ns0:b/>
+                <ns0:bCs/>
+              </ns0:rPr>
+              <ns0:t xml:space="preserve">boost</ns0:t>
+            </ns0:r>
+            <ns0:r>
+              <ns0:t xml:space="preserve"> </ns0:t>
+            </ns0:r>
+            <ns0:r>
+              <ns0:t xml:space="preserve">(n)</ns0:t>
+            </ns0:r>
+          </ns0:p>
+        </ns0:tc>
+        <ns0:tc>
+          <ns0:tcPr/>
+          <ns0:p>
+            <ns0:pPr>
+              <ns0:pStyle ns0:val="Compact"/>
+            </ns0:pPr>
+            <ns0:r>
+              <ns0:t xml:space="preserve">/buːst/</ns0:t>
+            </ns0:r>
+          </ns0:p>
+        </ns0:tc>
+        <ns0:tc>
+          <ns0:tcPr/>
+          <ns0:p>
+            <ns0:pPr>
+              <ns0:pStyle ns0:val="Compact"/>
+            </ns0:pPr>
+            <ns0:r>
+              <ns0:t xml:space="preserve">improvement or increase in something (sự tăng cường, sự thúc đẩy)</ns0:t>
+            </ns0:r>
+          </ns0:p>
+        </ns0:tc>
+        <ns0:tc>
+          <ns0:tcPr/>
+          <ns0:p>
+            <ns0:pPr>
+              <ns0:pStyle ns0:val="Compact"/>
+            </ns0:pPr>
+            <ns0:r>
+              <ns0:t xml:space="preserve">Showing how easy it is to give people an intellectual boost.</ns0:t>
+            </ns0:r>
+          </ns0:p>
+        </ns0:tc>
+      </ns0:tr>
+      <ns0:tr>
+        <ns0:tc>
+          <ns0:tcPr/>
+          <ns0:p>
+            <ns0:pPr>
+              <ns0:pStyle ns0:val="Compact"/>
+            </ns0:pPr>
+            <ns0:r>
+              <ns0:rPr>
+                <ns0:b/>
+                <ns0:bCs/>
+              </ns0:rPr>
+              <ns0:t xml:space="preserve">belittle</ns0:t>
+            </ns0:r>
+            <ns0:r>
+              <ns0:t xml:space="preserve"> </ns0:t>
+            </ns0:r>
+            <ns0:r>
+              <ns0:t xml:space="preserve">(v)</ns0:t>
+            </ns0:r>
+          </ns0:p>
+        </ns0:tc>
+        <ns0:tc>
+          <ns0:tcPr/>
+          <ns0:p>
+            <ns0:pPr>
+              <ns0:pStyle ns0:val="Compact"/>
+            </ns0:pPr>
+            <ns0:r>
+              <ns0:t xml:space="preserve">/bɪˈlɪt.əl/</ns0:t>
+            </ns0:r>
+          </ns0:p>
+        </ns0:tc>
+        <ns0:tc>
+          <ns0:tcPr/>
+          <ns0:p>
+            <ns0:pPr>
+              <ns0:pStyle ns0:val="Compact"/>
+            </ns0:pPr>
+            <ns0:r>
+              <ns0:t xml:space="preserve">to make something or someone seem small or unimportant (xem thường, coi nhẹ, hạ thấp)</ns0:t>
+            </ns0:r>
+          </ns0:p>
+        </ns0:tc>
+        <ns0:tc>
+          <ns0:tcPr/>
+          <ns0:p>
+            <ns0:pPr>
+              <ns0:pStyle ns0:val="Compact"/>
+            </ns0:pPr>
+            <ns0:r>
+              <ns0:t xml:space="preserve">Seligman knows his work can be belittled alongside trite notions.</ns0:t>
+            </ns0:r>
+          </ns0:p>
+        </ns0:tc>
+      </ns0:tr>
+      <ns0:tr>
+        <ns0:tc>
+          <ns0:tcPr/>
+          <ns0:p>
+            <ns0:pPr>
+              <ns0:pStyle ns0:val="Compact"/>
+            </ns0:pPr>
+            <ns0:r>
+              <ns0:rPr>
+                <ns0:b/>
+                <ns0:bCs/>
+              </ns0:rPr>
+              <ns0:t xml:space="preserve">trite</ns0:t>
+            </ns0:r>
+            <ns0:r>
+              <ns0:t xml:space="preserve"> </ns0:t>
+            </ns0:r>
+            <ns0:r>
+              <ns0:t xml:space="preserve">(adj)</ns0:t>
+            </ns0:r>
+          </ns0:p>
+        </ns0:tc>
+        <ns0:tc>
+          <ns0:tcPr/>
+          <ns0:p>
+            <ns0:pPr>
+              <ns0:pStyle ns0:val="Compact"/>
+            </ns0:pPr>
+            <ns0:r>
+              <ns0:t xml:space="preserve">/traɪt/</ns0:t>
+            </ns0:r>
+          </ns0:p>
+        </ns0:tc>
+        <ns0:tc>
+          <ns0:tcPr/>
+          <ns0:p>
+            <ns0:pPr>
+              <ns0:pStyle ns0:val="Compact"/>
+            </ns0:pPr>
+            <ns0:r>
+              <ns0:t xml:space="preserve">(of a remark or idea) used so often that it has lost its original impact or significance (sáo mòn, nhàm chán, không mới mẻ)</ns0:t>
+            </ns0:r>
+          </ns0:p>
+        </ns0:tc>
+        <ns0:tc>
+          <ns0:tcPr/>
+          <ns0:p>
+            <ns0:pPr>
+              <ns0:pStyle ns0:val="Compact"/>
+            </ns0:pPr>
+            <ns0:r>
+              <ns0:t xml:space="preserve">His work can be belittled alongside trite notions such as</ns0:t>
+            </ns0:r>
+            <ns0:r>
+              <ns0:t xml:space="preserve"> </ns0:t>
+            </ns0:r>
+            <ns0:r>
+              <ns0:t xml:space="preserve">“the power of positive thinking”</ns0:t>
+            </ns0:r>
+            <ns0:r>
+              <ns0:t xml:space="preserve">.</ns0:t>
+            </ns0:r>
+          </ns0:p>
+        </ns0:tc>
+      </ns0:tr>
+      <ns0:tr>
+        <ns0:tc>
+          <ns0:tcPr/>
+          <ns0:p>
+            <ns0:pPr>
+              <ns0:pStyle ns0:val="Compact"/>
+            </ns0:pPr>
+            <ns0:r>
+              <ns0:rPr>
+                <ns0:b/>
+                <ns0:bCs/>
+              </ns0:rPr>
+              <ns0:t xml:space="preserve">adversity</ns0:t>
+            </ns0:r>
+            <ns0:r>
+              <ns0:t xml:space="preserve"> </ns0:t>
+            </ns0:r>
+            <ns0:r>
+              <ns0:t xml:space="preserve">(n)</ns0:t>
+            </ns0:r>
+          </ns0:p>
+        </ns0:tc>
+        <ns0:tc>
+          <ns0:tcPr/>
+          <ns0:p>
+            <ns0:pPr>
+              <ns0:pStyle ns0:val="Compact"/>
+            </ns0:pPr>
+            <ns0:r>
+              <ns0:t xml:space="preserve">/ədˈvɜː.sə.ti/</ns0:t>
+            </ns0:r>
+          </ns0:p>
+        </ns0:tc>
+        <ns0:tc>
+          <ns0:tcPr/>
+          <ns0:p>
+            <ns0:pPr>
+              <ns0:pStyle ns0:val="Compact"/>
+            </ns0:pPr>
+            <ns0:r>
+              <ns0:t xml:space="preserve">a difficult or unlucky situation or event (nghịch cảnh, hoàn cảnh khó khăn)</ns0:t>
+            </ns0:r>
+          </ns0:p>
+        </ns0:tc>
+        <ns0:tc>
+          <ns0:tcPr/>
+          <ns0:p>
+            <ns0:pPr>
+              <ns0:pStyle ns0:val="Compact"/>
+            </ns0:pPr>
+            <ns0:r>
+              <ns0:t xml:space="preserve">Survival in a time of adversity forged our brains into a persistent mould.</ns0:t>
+            </ns0:r>
+          </ns0:p>
+        </ns0:tc>
+      </ns0:tr>
+      <ns0:tr>
+        <ns0:tc>
+          <ns0:tcPr/>
+          <ns0:p>
+            <ns0:pPr>
+              <ns0:pStyle ns0:val="Compact"/>
+            </ns0:pPr>
+            <ns0:r>
+              <ns0:rPr>
+                <ns0:b/>
+                <ns0:bCs/>
+              </ns0:rPr>
+              <ns0:t xml:space="preserve">forge</ns0:t>
+            </ns0:r>
+            <ns0:r>
+              <ns0:t xml:space="preserve"> </ns0:t>
+            </ns0:r>
+            <ns0:r>
+              <ns0:t xml:space="preserve">(v)</ns0:t>
+            </ns0:r>
+          </ns0:p>
+        </ns0:tc>
+        <ns0:tc>
+          <ns0:tcPr/>
+          <ns0:p>
+            <ns0:pPr>
+              <ns0:pStyle ns0:val="Compact"/>
+            </ns0:pPr>
+            <ns0:r>
+              <ns0:t xml:space="preserve">/fɔːdʒ/</ns0:t>
+            </ns0:r>
+          </ns0:p>
+        </ns0:tc>
+        <ns0:tc>
+          <ns0:tcPr/>
+          <ns0:p>
+            <ns0:pPr>
+              <ns0:pStyle ns0:val="Compact"/>
+            </ns0:pPr>
+            <ns0:r>
+              <ns0:t xml:space="preserve">to make or produce something, especially with some difficulty (rèn giũa, tạo ra)</ns0:t>
+            </ns0:r>
+          </ns0:p>
+        </ns0:tc>
+        <ns0:tc>
+          <ns0:tcPr/>
+          <ns0:p>
+            <ns0:pPr>
+              <ns0:pStyle ns0:val="Compact"/>
+            </ns0:pPr>
+            <ns0:r>
+              <ns0:t xml:space="preserve">Survival in a time of adversity forged our brains.</ns0:t>
+            </ns0:r>
+          </ns0:p>
+        </ns0:tc>
+      </ns0:tr>
+      <ns0:tr>
+        <ns0:tc>
+          <ns0:tcPr/>
+          <ns0:p>
+            <ns0:pPr>
+              <ns0:pStyle ns0:val="Compact"/>
+            </ns0:pPr>
+            <ns0:r>
+              <ns0:rPr>
+                <ns0:b/>
+                <ns0:bCs/>
+              </ns0:rPr>
+              <ns0:t xml:space="preserve">catastrophic</ns0:t>
+            </ns0:r>
+            <ns0:r>
+              <ns0:t xml:space="preserve"> </ns0:t>
+            </ns0:r>
+            <ns0:r>
+              <ns0:t xml:space="preserve">(adj)</ns0:t>
+            </ns0:r>
+          </ns0:p>
+        </ns0:tc>
+        <ns0:tc>
+          <ns0:tcPr/>
+          <ns0:p>
+            <ns0:pPr>
+              <ns0:pStyle ns0:val="Compact"/>
+            </ns0:pPr>
+            <ns0:r>
+              <ns0:t xml:space="preserve">/ˌkæt.əˈstrɒf.ɪk/</ns0:t>
+            </ns0:r>
+          </ns0:p>
+        </ns0:tc>
+        <ns0:tc>
+          <ns0:tcPr/>
+          <ns0:p>
+            <ns0:pPr>
+              <ns0:pStyle ns0:val="Compact"/>
+            </ns0:pPr>
+            <ns0:r>
+              <ns0:t xml:space="preserve">causing sudden and very great harm or damage (thảm khốc, tai hại)</ns0:t>
+            </ns0:r>
+          </ns0:p>
+        </ns0:tc>
+        <ns0:tc>
+          <ns0:tcPr/>
+          <ns0:p>
+            <ns0:pPr>
+              <ns0:pStyle ns0:val="Compact"/>
+            </ns0:pPr>
+            <ns0:r>
+              <ns0:t xml:space="preserve">Because our brain evolved during a time of ice and flood, we have a catastrophic brain.</ns0:t>
+            </ns0:r>
+          </ns0:p>
+        </ns0:tc>
+      </ns0:tr>
+      <ns0:tr>
+        <ns0:tc>
+          <ns0:tcPr/>
+          <ns0:p>
+            <ns0:pPr>
+              <ns0:pStyle ns0:val="Compact"/>
+            </ns0:pPr>
+            <ns0:r>
+              <ns0:rPr>
+                <ns0:b/>
+                <ns0:bCs/>
+              </ns0:rPr>
+              <ns0:t xml:space="preserve">ingrained</ns0:t>
+            </ns0:r>
+            <ns0:r>
+              <ns0:t xml:space="preserve"> </ns0:t>
+            </ns0:r>
+            <ns0:r>
+              <ns0:t xml:space="preserve">(adj)</ns0:t>
+            </ns0:r>
+          </ns0:p>
+        </ns0:tc>
+        <ns0:tc>
+          <ns0:tcPr/>
+          <ns0:p>
+            <ns0:pPr>
+              <ns0:pStyle ns0:val="Compact"/>
+            </ns0:pPr>
+            <ns0:r>
+              <ns0:t xml:space="preserve">/ɪnˈɡreɪnd/</ns0:t>
+            </ns0:r>
+          </ns0:p>
+        </ns0:tc>
+        <ns0:tc>
+          <ns0:tcPr/>
+          <ns0:p>
+            <ns0:pPr>
+              <ns0:pStyle ns0:val="Compact"/>
+            </ns0:pPr>
+            <ns0:r>
+              <ns0:t xml:space="preserve">(of beliefs) so firmly held that they are not likely to change (ăn sâu, khắc sâu)</ns0:t>
+            </ns0:r>
+          </ns0:p>
+        </ns0:tc>
+        <ns0:tc>
+          <ns0:tcPr/>
+          <ns0:p>
+            <ns0:pPr>
+              <ns0:pStyle ns0:val="Compact"/>
+            </ns0:pPr>
+            <ns0:r>
+              <ns0:t xml:space="preserve">Negative thinking is deeply ingrained in the human psyche.</ns0:t>
+            </ns0:r>
+          </ns0:p>
+        </ns0:tc>
+      </ns0:tr>
+      <ns0:tr>
+        <ns0:tc>
+          <ns0:tcPr/>
+          <ns0:p>
+            <ns0:pPr>
+              <ns0:pStyle ns0:val="Compact"/>
+            </ns0:pPr>
+            <ns0:r>
+              <ns0:rPr>
+                <ns0:b/>
+                <ns0:bCs/>
+              </ns0:rPr>
+              <ns0:t xml:space="preserve">dwell on</ns0:t>
+            </ns0:r>
+            <ns0:r>
+              <ns0:t xml:space="preserve"> </ns0:t>
+            </ns0:r>
+            <ns0:r>
+              <ns0:t xml:space="preserve">(phrasal v)</ns0:t>
+            </ns0:r>
+          </ns0:p>
+        </ns0:tc>
+        <ns0:tc>
+          <ns0:tcPr/>
+          <ns0:p>
+            <ns0:pPr>
+              <ns0:pStyle ns0:val="Compact"/>
+            </ns0:pPr>
+            <ns0:r>
+              <ns0:t xml:space="preserve">/dwel ɒn/</ns0:t>
+            </ns0:r>
+          </ns0:p>
+        </ns0:tc>
+        <ns0:tc>
+          <ns0:tcPr/>
+          <ns0:p>
+            <ns0:pPr>
+              <ns0:pStyle ns0:val="Compact"/>
+            </ns0:pPr>
+            <ns0:r>
+              <ns0:t xml:space="preserve">to think or talk about something a lot of the time (ám ảnh về, mải suy nghĩ về)</ns0:t>
+            </ns0:r>
+          </ns0:p>
+        </ns0:tc>
+        <ns0:tc>
+          <ns0:tcPr/>
+          <ns0:p>
+            <ns0:pPr>
+              <ns0:pStyle ns0:val="Compact"/>
+            </ns0:pPr>
+            <ns0:r>
+              <ns0:t xml:space="preserve">We dwell on what went badly, not what went well.</ns0:t>
+            </ns0:r>
+          </ns0:p>
+        </ns0:tc>
+      </ns0:tr>
+      <ns0:tr>
+        <ns0:tc>
+          <ns0:tcPr/>
+          <ns0:p>
+            <ns0:pPr>
+              <ns0:pStyle ns0:val="Compact"/>
+            </ns0:pPr>
+            <ns0:r>
+              <ns0:rPr>
+                <ns0:b/>
+                <ns0:bCs/>
+              </ns0:rPr>
+              <ns0:t xml:space="preserve">primitive</ns0:t>
+            </ns0:r>
+            <ns0:r>
+              <ns0:t xml:space="preserve"> </ns0:t>
+            </ns0:r>
+            <ns0:r>
+              <ns0:t xml:space="preserve">(adj)</ns0:t>
+            </ns0:r>
+          </ns0:p>
+        </ns0:tc>
+        <ns0:tc>
+          <ns0:tcPr/>
+          <ns0:p>
+            <ns0:pPr>
+              <ns0:pStyle ns0:val="Compact"/>
+            </ns0:pPr>
+            <ns0:r>
+              <ns0:t xml:space="preserve">/ˈprɪm.ə.tɪv/</ns0:t>
+            </ns0:r>
+          </ns0:p>
+        </ns0:tc>
+        <ns0:tc>
+          <ns0:tcPr/>
+          <ns0:p>
+            <ns0:pPr>
+              <ns0:pStyle ns0:val="Compact"/>
+            </ns0:pPr>
+            <ns0:r>
+              <ns0:t xml:space="preserve">relating to an early stage of development; very simple or basic (nguyên thủy, sơ khai)</ns0:t>
+            </ns0:r>
+          </ns0:p>
+        </ns0:tc>
+        <ns0:tc>
+          <ns0:tcPr/>
+          <ns0:p>
+            <ns0:pPr>
+              <ns0:pStyle ns0:val="Compact"/>
+            </ns0:pPr>
+            <ns0:r>
+              <ns0:t xml:space="preserve">The response comes from more primitive parts of the brain.</ns0:t>
+            </ns0:r>
+          </ns0:p>
+        </ns0:tc>
+      </ns0:tr>
+      <ns0:tr>
+        <ns0:tc>
+          <ns0:tcPr/>
+          <ns0:p>
+            <ns0:pPr>
+              <ns0:pStyle ns0:val="Compact"/>
+            </ns0:pPr>
+            <ns0:r>
+              <ns0:rPr>
+                <ns0:b/>
+                <ns0:bCs/>
+              </ns0:rPr>
+              <ns0:t xml:space="preserve">derive from</ns0:t>
+            </ns0:r>
+            <ns0:r>
+              <ns0:t xml:space="preserve"> </ns0:t>
+            </ns0:r>
+            <ns0:r>
+              <ns0:t xml:space="preserve">(phrasal v)</ns0:t>
+            </ns0:r>
+          </ns0:p>
+        </ns0:tc>
+        <ns0:tc>
+          <ns0:tcPr/>
+          <ns0:p>
+            <ns0:pPr>
+              <ns0:pStyle ns0:val="Compact"/>
+            </ns0:pPr>
+            <ns0:r>
+              <ns0:t xml:space="preserve">/dɪˈraɪv frɒm/</ns0:t>
+            </ns0:r>
+          </ns0:p>
+        </ns0:tc>
+        <ns0:tc>
+          <ns0:tcPr/>
+          <ns0:p>
+            <ns0:pPr>
+              <ns0:pStyle ns0:val="Compact"/>
+            </ns0:pPr>
+            <ns0:r>
+              <ns0:t xml:space="preserve">to come from something; to originate from (bắt nguồn từ, có nguồn gốc từ)</ns0:t>
+            </ns0:r>
+          </ns0:p>
+        </ns0:tc>
+        <ns0:tc>
+          <ns0:tcPr/>
+          <ns0:p>
+            <ns0:pPr>
+              <ns0:pStyle ns0:val="Compact"/>
+            </ns0:pPr>
+            <ns0:r>
+              <ns0:t xml:space="preserve">The ability to feel negative emotions derives from an ancient danger-recognition system.</ns0:t>
+            </ns0:r>
+          </ns0:p>
+        </ns0:tc>
+      </ns0:tr>
+      <ns0:tr>
+        <ns0:tc>
+          <ns0:tcPr/>
+          <ns0:p>
+            <ns0:pPr>
+              <ns0:pStyle ns0:val="Compact"/>
+            </ns0:pPr>
+            <ns0:r>
+              <ns0:rPr>
+                <ns0:b/>
+                <ns0:bCs/>
+              </ns0:rPr>
+              <ns0:t xml:space="preserve">eradicate</ns0:t>
+            </ns0:r>
+            <ns0:r>
+              <ns0:t xml:space="preserve"> </ns0:t>
+            </ns0:r>
+            <ns0:r>
+              <ns0:t xml:space="preserve">(v)</ns0:t>
+            </ns0:r>
+          </ns0:p>
+        </ns0:tc>
+        <ns0:tc>
+          <ns0:tcPr/>
+          <ns0:p>
+            <ns0:pPr>
+              <ns0:pStyle ns0:val="Compact"/>
+            </ns0:pPr>
+            <ns0:r>
+              <ns0:t xml:space="preserve">/ɪˈræd.ɪ.keɪt/</ns0:t>
+            </ns0:r>
+          </ns0:p>
+        </ns0:tc>
+        <ns0:tc>
+          <ns0:tcPr/>
+          <ns0:p>
+            <ns0:pPr>
+              <ns0:pStyle ns0:val="Compact"/>
+            </ns0:pPr>
+            <ns0:r>
+              <ns0:t xml:space="preserve">to completely destroy something; to get rid of something completely (xóa bỏ hoàn toàn, loại trừ)</ns0:t>
+            </ns0:r>
+          </ns0:p>
+        </ns0:tc>
+        <ns0:tc>
+          <ns0:tcPr/>
+          <ns0:p>
+            <ns0:pPr>
+              <ns0:pStyle ns0:val="Compact"/>
+            </ns0:pPr>
+            <ns0:r>
+              <ns0:t xml:space="preserve">Negative emotions are fundamental to the human condition and it’s no wonder they are difficult to eradicate.</ns0:t>
+            </ns0:r>
+          </ns0:p>
+        </ns0:tc>
+      </ns0:tr>
+      <ns0:tr>
+        <ns0:tc>
+          <ns0:tcPr/>
+          <ns0:p>
+            <ns0:pPr>
+              <ns0:pStyle ns0:val="Compact"/>
+            </ns0:pPr>
+            <ns0:r>
+              <ns0:rPr>
+                <ns0:b/>
+                <ns0:bCs/>
+              </ns0:rPr>
+              <ns0:t xml:space="preserve">crave</ns0:t>
+            </ns0:r>
+            <ns0:r>
+              <ns0:t xml:space="preserve"> </ns0:t>
+            </ns0:r>
+            <ns0:r>
+              <ns0:t xml:space="preserve">(v)</ns0:t>
+            </ns0:r>
+          </ns0:p>
+        </ns0:tc>
+        <ns0:tc>
+          <ns0:tcPr/>
+          <ns0:p>
+            <ns0:pPr>
+              <ns0:pStyle ns0:val="Compact"/>
+            </ns0:pPr>
+            <ns0:r>
+              <ns0:t xml:space="preserve">/kreɪv/</ns0:t>
+            </ns0:r>
+          </ns0:p>
+        </ns0:tc>
+        <ns0:tc>
+          <ns0:tcPr/>
+          <ns0:p>
+            <ns0:pPr>
+              <ns0:pStyle ns0:val="Compact"/>
+            </ns0:pPr>
+            <ns0:r>
+              <ns0:t xml:space="preserve">to have a very strong feeling of wanting something (khao khát, thèm muốn mãnh liệt)</ns0:t>
+            </ns0:r>
+          </ns0:p>
+        </ns0:tc>
+        <ns0:tc>
+          <ns0:tcPr/>
+          <ns0:p>
+            <ns0:pPr>
+              <ns0:pStyle ns0:val="Compact"/>
+            </ns0:pPr>
+            <ns0:r>
+              <ns0:t xml:space="preserve">Our brains are designed to crave but never really achieve lasting happiness.</ns0:t>
+            </ns0:r>
+          </ns0:p>
+        </ns0:tc>
+      </ns0:tr>
+    </ns0:tbl>
+    <ns0:bookmarkEnd ns0:id="34"/>
     <ns0:sectPr>
       <ns0:headerReference ns1:id="rId1" ns0:type="default"/>
       <ns0:headerReference ns1:id="rId2" ns0:type="first"/>
@@ -4784,6 +6453,79 @@
       </w:rPr>
     </w:tblStylePr>
   </w:style>
+  <w:style w:styleId="CDAnswerKeyTable" w:type="table">
+    <w:name w:val="CDAnswerKeyTable"/>
+    <w:basedOn w:val="TableNormal"/>
+    <w:tblPr>
+      <w:tblW w:type="pct" w:w="5000"/>
+      <w:tblInd w:type="dxa" w:w="240"/>
+      <w:tblLayout w:type="autofit"/>
+      <w:tblBorders>
+        <w:top w:color="1F4E79" w:space="0" w:sz="10" w:val="single"/>
+        <w:left w:color="1F4E79" w:space="0" w:sz="10" w:val="single"/>
+        <w:bottom w:color="1F4E79" w:space="0" w:sz="10" w:val="single"/>
+        <w:right w:color="1F4E79" w:space="0" w:sz="10" w:val="single"/>
+        <w:insideH w:color="D0D0D0" w:space="0" w:sz="6" w:val="single"/>
+        <w:insideV w:color="D0D0D0" w:space="0" w:sz="6" w:val="single"/>
+      </w:tblBorders>
+      <w:tblCellMar>
+        <w:top w:type="dxa" w:w="80"/>
+        <w:left w:type="dxa" w:w="120"/>
+        <w:bottom w:type="dxa" w:w="80"/>
+        <w:right w:type="dxa" w:w="120"/>
+      </w:tblCellMar>
+    </w:tblPr>
+    <w:tblStylePr w:type="firstRow">
+      <w:tcPr>
+        <w:shd w:color="auto" w:fill="1F4E79" w:val="clear"/>
+      </w:tcPr>
+      <w:rPr>
+        <w:rFonts w:ascii="Latin Modern Sans" w:cs="Latin Modern Sans" w:hAnsi="Latin Modern Sans"/>
+        <w:b/>
+        <w:color w:val="FFFFFF"/>
+      </w:rPr>
+    </w:tblStylePr>
+    <w:tblStylePr w:type="firstColumn">
+      <w:rPr>
+        <w:rFonts w:ascii="Latin Modern Sans" w:cs="Latin Modern Sans" w:hAnsi="Latin Modern Sans"/>
+        <w:b/>
+        <w:color w:val="1F4E79"/>
+      </w:rPr>
+    </w:tblStylePr>
+  </w:style>
+  <w:style w:styleId="CDReadingVocabTable" w:type="table">
+    <w:name w:val="CDReadingVocabTable"/>
+    <w:basedOn w:val="TableNormal"/>
+    <w:tblPr>
+      <w:tblW w:type="pct" w:w="5000"/>
+      <w:tblInd w:type="dxa" w:w="240"/>
+      <w:tblLayout w:type="autofit"/>
+      <w:tblBorders>
+        <w:top w:color="BFBFBF" w:space="0" w:sz="10" w:val="single"/>
+        <w:left w:color="BFBFBF" w:space="0" w:sz="10" w:val="single"/>
+        <w:bottom w:color="BFBFBF" w:space="0" w:sz="10" w:val="single"/>
+        <w:right w:color="BFBFBF" w:space="0" w:sz="10" w:val="single"/>
+        <w:insideH w:color="D0D0D0" w:space="0" w:sz="8" w:val="single"/>
+        <w:insideV w:color="D0D0D0" w:space="0" w:sz="8" w:val="single"/>
+      </w:tblBorders>
+      <w:tblCellMar>
+        <w:top w:type="dxa" w:w="80"/>
+        <w:left w:type="dxa" w:w="120"/>
+        <w:bottom w:type="dxa" w:w="80"/>
+        <w:right w:type="dxa" w:w="120"/>
+      </w:tblCellMar>
+    </w:tblPr>
+    <w:tblStylePr w:type="firstRow">
+      <w:tcPr>
+        <w:shd w:color="auto" w:fill="1F4E79" w:val="clear"/>
+      </w:tcPr>
+      <w:rPr>
+        <w:rFonts w:ascii="Latin Modern Sans" w:cs="Latin Modern Sans" w:hAnsi="Latin Modern Sans"/>
+        <w:b/>
+        <w:color w:val="FFFFFF"/>
+      </w:rPr>
+    </w:tblStylePr>
+  </w:style>
   <w:style w:styleId="CDAnswerTable" w:type="table">
     <w:name w:val="CDAnswerTable"/>
     <w:basedOn w:val="TableNormal"/>

--- a/chuyenDe/RW/docx/raw47/Reading/Level2/W7.docx
+++ b/chuyenDe/RW/docx/raw47/Reading/Level2/W7.docx
@@ -7,7 +7,7 @@
         <ns0:pStyle ns0:val="Title"/>
       </ns0:pPr>
       <ns0:r>
-        <ns0:t xml:space="preserve">Level 2 — W7 (Feb 9-15)</ns0:t>
+        <ns0:t xml:space="preserve">TÀI LIỆU CHUYÊN ĐỀ READING</ns0:t>
       </ns0:r>
     </ns0:p>
     <ns0:p>
@@ -15,7 +15,7 @@
         <ns0:pStyle ns0:val="CDCollectionTitle"/>
       </ns0:pPr>
       <ns0:r>
-        <ns0:t xml:space="preserve">Level 2 — W7 (Feb 9-15)</ns0:t>
+        <ns0:t xml:space="preserve">TÀI LIỆU CHUYÊN ĐỀ READING</ns0:t>
       </ns0:r>
     </ns0:p>
     <ns0:bookmarkStart ns0:id="20" ns0:name="can-scientists-tell-us"/>

--- a/chuyenDe/RW/docx/raw47/Reading/Level2/W7.docx
+++ b/chuyenDe/RW/docx/raw47/Reading/Level2/W7.docx
@@ -6268,6 +6268,25 @@
       <w:i/>
     </w:rPr>
   </w:style>
+  <w:style w:styleId="CDListeningSection" w:type="paragraph">
+    <w:name w:val="CD Listening Section"/>
+    <w:basedOn w:val="Normal"/>
+    <w:qFormat/>
+    <w:pPr>
+      <w:spacing w:after="120" w:before="100"/>
+      <w:pBdr>
+        <w:top w:color="1F4E79" w:space="3" w:sz="12" w:val="single"/>
+        <w:left w:color="1F4E79" w:space="3" w:sz="12" w:val="single"/>
+        <w:bottom w:color="1F4E79" w:space="3" w:sz="12" w:val="single"/>
+        <w:right w:color="1F4E79" w:space="3" w:sz="12" w:val="single"/>
+      </w:pBdr>
+      <w:shd w:color="auto" w:fill="EBF3FA" w:val="clear"/>
+      <w:ind w:left="240" w:right="240"/>
+    </w:pPr>
+    <w:rPr>
+      <w:rFonts w:ascii="Georgia" w:cs="Georgia" w:hAnsi="Georgia"/>
+    </w:rPr>
+  </w:style>
   <w:style w:styleId="CDSection" w:type="paragraph">
     <w:name w:val="CD Section"/>
     <w:basedOn w:val="Normal"/>
@@ -6292,7 +6311,7 @@
     <w:basedOn w:val="Normal"/>
     <w:qFormat/>
     <w:pPr>
-      <w:spacing w:after="60" w:before="80"/>
+      <w:spacing w:after="80" w:before="120"/>
       <w:pBdr>
         <w:left w:color="1F4E79" w:space="2" w:sz="24" w:val="single"/>
       </w:pBdr>
@@ -6558,6 +6577,105 @@
         <w:color w:val="FFFFFF"/>
       </w:rPr>
     </w:tblStylePr>
+  </w:style>
+  <w:style w:styleId="CDTranscriptTable" w:type="table">
+    <w:name w:val="CDTranscriptTable"/>
+    <w:basedOn w:val="TableNormal"/>
+    <w:tblPr>
+      <w:tblW w:type="pct" w:w="5000"/>
+      <w:tblInd w:type="dxa" w:w="240"/>
+      <w:tblLayout w:type="fixed"/>
+      <w:tblBorders>
+        <w:top w:color="BFBFBF" w:space="0" w:sz="10" w:val="single"/>
+        <w:left w:color="BFBFBF" w:space="0" w:sz="10" w:val="single"/>
+        <w:bottom w:color="BFBFBF" w:space="0" w:sz="10" w:val="single"/>
+        <w:right w:color="BFBFBF" w:space="0" w:sz="10" w:val="single"/>
+        <w:insideH w:color="D0D0D0" w:space="0" w:sz="8" w:val="single"/>
+        <w:insideV w:color="D0D0D0" w:space="0" w:sz="8" w:val="single"/>
+      </w:tblBorders>
+      <w:tblCellMar>
+        <w:top w:type="dxa" w:w="80"/>
+        <w:left w:type="dxa" w:w="120"/>
+        <w:bottom w:type="dxa" w:w="80"/>
+        <w:right w:type="dxa" w:w="120"/>
+      </w:tblCellMar>
+    </w:tblPr>
+    <w:tblStylePr w:type="firstRow">
+      <w:tcPr>
+        <w:shd w:color="auto" w:fill="1F4E79" w:val="clear"/>
+      </w:tcPr>
+      <w:rPr>
+        <w:rFonts w:ascii="Latin Modern Sans" w:cs="Latin Modern Sans" w:hAnsi="Latin Modern Sans"/>
+        <w:b/>
+        <w:color w:val="FFFFFF"/>
+      </w:rPr>
+    </w:tblStylePr>
+    <w:tblStylePr w:type="band1Horz">
+      <w:tcPr>
+        <w:shd w:color="auto" w:fill="F5F5F5" w:val="clear"/>
+      </w:tcPr>
+    </w:tblStylePr>
+  </w:style>
+  <w:style w:styleId="CDListeningSectionContainer" w:type="table">
+    <w:name w:val="CDListeningSectionContainer"/>
+    <w:basedOn w:val="TableNormal"/>
+    <w:tblPr>
+      <w:tblW w:type="pct" w:w="5000"/>
+      <w:tblLayout w:type="autofit"/>
+      <w:tblBorders>
+        <w:top w:color="E52B20" w:shadow="1" w:space="0" w:sz="12" w:val="single"/>
+        <w:left w:color="E52B20" w:shadow="1" w:space="0" w:sz="12" w:val="single"/>
+        <w:bottom w:color="E52B20" w:shadow="1" w:space="0" w:sz="16" w:val="double"/>
+        <w:right w:color="E52B20" w:shadow="1" w:space="0" w:sz="12" w:val="single"/>
+      </w:tblBorders>
+      <w:shd w:color="auto" w:fill="D6E9F8" w:val="clear"/>
+      <w:tblCellMar>
+        <w:top w:type="dxa" w:w="280"/>
+        <w:left w:type="dxa" w:w="280"/>
+        <w:bottom w:type="dxa" w:w="280"/>
+        <w:right w:type="dxa" w:w="280"/>
+      </w:tblCellMar>
+    </w:tblPr>
+  </w:style>
+  <w:style w:styleId="CDListeningSectionHeader" w:type="paragraph">
+    <w:name w:val="CD Listening Section Header"/>
+    <w:basedOn w:val="Heading1"/>
+    <w:qFormat/>
+    <w:pPr>
+      <w:spacing w:after="120" w:before="240"/>
+      <w:jc w:val="center"/>
+    </w:pPr>
+    <w:rPr>
+      <w:rFonts w:ascii="Latin Modern Sans" w:cs="Latin Modern Sans" w:hAnsi="Latin Modern Sans"/>
+      <w:b/>
+      <w:color w:val="1F4E79"/>
+      <w:sz w:val="28"/>
+    </w:rPr>
+  </w:style>
+  <w:style w:styleId="CDTranscriptSection" w:type="paragraph">
+    <w:name w:val="CD Transcript Section"/>
+    <w:basedOn w:val="Normal"/>
+    <w:qFormat/>
+    <w:pPr>
+      <w:spacing w:after="80" w:before="160"/>
+    </w:pPr>
+    <w:rPr>
+      <w:rFonts w:ascii="Latin Modern Sans" w:cs="Latin Modern Sans" w:hAnsi="Latin Modern Sans"/>
+      <w:color w:val="1F4E79"/>
+      <w:sz w:val="24"/>
+    </w:rPr>
+  </w:style>
+  <w:style w:styleId="CDTranscriptContent" w:type="paragraph">
+    <w:name w:val="CD Transcript Content"/>
+    <w:basedOn w:val="Normal"/>
+    <w:qFormat/>
+    <w:pPr>
+      <w:spacing w:after="120" w:before="0"/>
+    </w:pPr>
+    <w:rPr>
+      <w:rFonts w:ascii="Georgia" w:cs="Georgia" w:hAnsi="Georgia"/>
+      <w:sz w:val="24"/>
+    </w:rPr>
   </w:style>
   <w:style w:type="paragraph" w:customStyle="1" w:styleId="SourceCode">
     <w:name w:val="Source Code"/>
